--- a/data_agreements/SpecialLicenceProjectApplication_revised.docx
+++ b/data_agreements/SpecialLicenceProjectApplication_revised.docx
@@ -1,6 +1,6 @@
 
 <file path=word/document.xml><?xml version="1.0" encoding="utf-8"?>
-<w:document xmlns:wpc="http://schemas.microsoft.com/office/word/2010/wordprocessingCanvas" xmlns:cx="http://schemas.microsoft.com/office/drawing/2014/chartex" xmlns:cx1="http://schemas.microsoft.com/office/drawing/2015/9/8/chartex" xmlns:cx2="http://schemas.microsoft.com/office/drawing/2015/10/21/chartex" xmlns:cx3="http://schemas.microsoft.com/office/drawing/2016/5/9/chartex" xmlns:cx4="http://schemas.microsoft.com/office/drawing/2016/5/10/chartex" xmlns:cx5="http://schemas.microsoft.com/office/drawing/2016/5/11/chartex" xmlns:cx6="http://schemas.microsoft.com/office/drawing/2016/5/12/chartex" xmlns:cx7="http://schemas.microsoft.com/office/drawing/2016/5/13/chartex" xmlns:cx8="http://schemas.microsoft.com/office/drawing/2016/5/14/chartex" xmlns:mc="http://schemas.openxmlformats.org/markup-compatibility/2006" xmlns:aink="http://schemas.microsoft.com/office/drawing/2016/ink" xmlns:am3d="http://schemas.microsoft.com/office/drawing/2017/model3d" xmlns:o="urn:schemas-microsoft-com:office:office" xmlns:oel="http://schemas.microsoft.com/office/2019/extlst" xmlns:r="http://schemas.openxmlformats.org/officeDocument/2006/relationships" xmlns:m="http://schemas.openxmlformats.org/officeDocument/2006/math" xmlns:v="urn:schemas-microsoft-com:vml" xmlns:wp14="http://schemas.microsoft.com/office/word/2010/wordprocessingDrawing" xmlns:wp="http://schemas.openxmlformats.org/drawingml/2006/wordprocessingDrawing" xmlns:w10="urn:schemas-microsoft-com:office:word" xmlns:w="http://schemas.openxmlformats.org/wordprocessingml/2006/main" xmlns:w14="http://schemas.microsoft.com/office/word/2010/wordml" xmlns:w15="http://schemas.microsoft.com/office/word/2012/wordml" xmlns:w16cex="http://schemas.microsoft.com/office/word/2018/wordml/cex" xmlns:w16cid="http://schemas.microsoft.com/office/word/2016/wordml/cid" xmlns:w16="http://schemas.microsoft.com/office/word/2018/wordml" xmlns:w16du="http://schemas.microsoft.com/office/word/2023/wordml/word16du" xmlns:w16sdtdh="http://schemas.microsoft.com/office/word/2020/wordml/sdtdatahash" xmlns:w16sdtfl="http://schemas.microsoft.com/office/word/2024/wordml/sdtformatlock" xmlns:w16se="http://schemas.microsoft.com/office/word/2015/wordml/symex" xmlns:wpg="http://schemas.microsoft.com/office/word/2010/wordprocessingGroup" xmlns:wpi="http://schemas.microsoft.com/office/word/2010/wordprocessingInk" xmlns:wne="http://schemas.microsoft.com/office/word/2006/wordml" xmlns:wps="http://schemas.microsoft.com/office/word/2010/wordprocessingShape" mc:Ignorable="w14 w15 w16se w16cid w16 w16cex w16sdtdh w16sdtfl w16du wp14">
+<w:document xmlns:wpc="http://schemas.microsoft.com/office/word/2010/wordprocessingCanvas" xmlns:cx="http://schemas.microsoft.com/office/drawing/2014/chartex" xmlns:cx1="http://schemas.microsoft.com/office/drawing/2015/9/8/chartex" xmlns:cx2="http://schemas.microsoft.com/office/drawing/2015/10/21/chartex" xmlns:cx3="http://schemas.microsoft.com/office/drawing/2016/5/9/chartex" xmlns:cx4="http://schemas.microsoft.com/office/drawing/2016/5/10/chartex" xmlns:cx5="http://schemas.microsoft.com/office/drawing/2016/5/11/chartex" xmlns:cx6="http://schemas.microsoft.com/office/drawing/2016/5/12/chartex" xmlns:cx7="http://schemas.microsoft.com/office/drawing/2016/5/13/chartex" xmlns:cx8="http://schemas.microsoft.com/office/drawing/2016/5/14/chartex" xmlns:mc="http://schemas.openxmlformats.org/markup-compatibility/2006" xmlns:m="http://schemas.openxmlformats.org/officeDocument/2006/math" xmlns:aink="http://schemas.microsoft.com/office/drawing/2016/ink" xmlns:am3d="http://schemas.microsoft.com/office/drawing/2017/model3d" xmlns:oel="http://schemas.microsoft.com/office/2019/extlst" xmlns:r="http://schemas.openxmlformats.org/officeDocument/2006/relationships" xmlns:wp14="http://schemas.microsoft.com/office/word/2010/wordprocessingDrawing" xmlns:wp="http://schemas.openxmlformats.org/drawingml/2006/wordprocessingDrawing" xmlns:wpg="http://schemas.microsoft.com/office/word/2010/wordprocessingGroup" xmlns:wpi="http://schemas.microsoft.com/office/word/2010/wordprocessingInk" xmlns:wps="http://schemas.microsoft.com/office/word/2010/wordprocessingShape" xmlns:o="urn:schemas-microsoft-com:office:office" xmlns:v="urn:schemas-microsoft-com:vml" xmlns:w10="urn:schemas-microsoft-com:office:word" xmlns:w="http://schemas.openxmlformats.org/wordprocessingml/2006/main" xmlns:w14="http://schemas.microsoft.com/office/word/2010/wordml" xmlns:w15="http://schemas.microsoft.com/office/word/2012/wordml" xmlns:w16cex="http://schemas.microsoft.com/office/word/2018/wordml/cex" xmlns:w16cid="http://schemas.microsoft.com/office/word/2016/wordml/cid" xmlns:w16="http://schemas.microsoft.com/office/word/2018/wordml" xmlns:w16sdtdh="http://schemas.microsoft.com/office/word/2020/wordml/sdtdatahash" xmlns:w16sdtfl="http://schemas.microsoft.com/office/word/2024/wordml/sdtformatlock" xmlns:w16se="http://schemas.microsoft.com/office/word/2015/wordml/symex" xmlns:w16du="http://schemas.microsoft.com/office/word/2023/wordml/word16du" xmlns:wne="http://schemas.microsoft.com/office/word/2006/wordml" mc:Ignorable="w14 w15 w16se w16cid w16 w16cex w16sdtdh w16sdtfl w16du wp14">
   <w:body>
     <w:sdt>
       <w:sdtPr>
@@ -150,9 +150,9 @@
         <w:br w:type="page"/>
       </w:r>
     </w:p>
-    <w:bookmarkStart w:id="0" w:name="_Toc95924690" w:displacedByCustomXml="next"/>
+    <w:bookmarkStart w:id="0" w:name="_Toc196393081" w:displacedByCustomXml="next"/>
     <w:bookmarkStart w:id="1" w:name="_Toc132808914" w:displacedByCustomXml="next"/>
-    <w:bookmarkStart w:id="2" w:name="_Toc196393081" w:displacedByCustomXml="next"/>
+    <w:bookmarkStart w:id="2" w:name="_Toc95924690" w:displacedByCustomXml="next"/>
     <w:sdt>
       <w:sdtPr>
         <w:rPr>
@@ -1652,21 +1652,7 @@
         <w:rPr>
           <w:lang w:val="de-DE"/>
         </w:rPr>
-        <w:t xml:space="preserve">How </w:t>
-      </w:r>
-      <w:proofErr w:type="spellStart"/>
-      <w:r>
-        <w:rPr>
-          <w:lang w:val="de-DE"/>
-        </w:rPr>
-        <w:t>to</w:t>
-      </w:r>
-      <w:proofErr w:type="spellEnd"/>
-      <w:r>
-        <w:rPr>
-          <w:lang w:val="de-DE"/>
-        </w:rPr>
-        <w:t xml:space="preserve"> </w:t>
+        <w:t xml:space="preserve">How to </w:t>
       </w:r>
       <w:proofErr w:type="spellStart"/>
       <w:r>
@@ -1775,6 +1761,22 @@
           <w:b/>
           <w:lang w:val="de-DE"/>
         </w:rPr>
+        <w:t xml:space="preserve"> by the </w:t>
+      </w:r>
+      <w:proofErr w:type="spellStart"/>
+      <w:r>
+        <w:rPr>
+          <w:b/>
+          <w:lang w:val="de-DE"/>
+        </w:rPr>
+        <w:t>project</w:t>
+      </w:r>
+      <w:proofErr w:type="spellEnd"/>
+      <w:r>
+        <w:rPr>
+          <w:b/>
+          <w:lang w:val="de-DE"/>
+        </w:rPr>
         <w:t xml:space="preserve"> </w:t>
       </w:r>
       <w:proofErr w:type="spellStart"/>
@@ -1783,7 +1785,7 @@
           <w:b/>
           <w:lang w:val="de-DE"/>
         </w:rPr>
-        <w:t>by</w:t>
+        <w:t>lead</w:t>
       </w:r>
       <w:proofErr w:type="spellEnd"/>
       <w:r>
@@ -1791,20 +1793,66 @@
           <w:b/>
           <w:lang w:val="de-DE"/>
         </w:rPr>
+        <w:t>.</w:t>
+      </w:r>
+      <w:r>
+        <w:rPr>
+          <w:lang w:val="de-DE"/>
+        </w:rPr>
+        <w:t xml:space="preserve"> The </w:t>
+      </w:r>
+      <w:proofErr w:type="spellStart"/>
+      <w:r>
+        <w:rPr>
+          <w:lang w:val="de-DE"/>
+        </w:rPr>
+        <w:t>project</w:t>
+      </w:r>
+      <w:proofErr w:type="spellEnd"/>
+      <w:r>
+        <w:rPr>
+          <w:lang w:val="de-DE"/>
+        </w:rPr>
         <w:t xml:space="preserve"> </w:t>
       </w:r>
       <w:proofErr w:type="spellStart"/>
       <w:r>
         <w:rPr>
-          <w:b/>
-          <w:lang w:val="de-DE"/>
-        </w:rPr>
-        <w:t>the</w:t>
+          <w:lang w:val="de-DE"/>
+        </w:rPr>
+        <w:t>lead</w:t>
       </w:r>
       <w:proofErr w:type="spellEnd"/>
       <w:r>
         <w:rPr>
-          <w:b/>
+          <w:lang w:val="de-DE"/>
+        </w:rPr>
+        <w:t xml:space="preserve"> will </w:t>
+      </w:r>
+      <w:proofErr w:type="spellStart"/>
+      <w:r>
+        <w:rPr>
+          <w:lang w:val="de-DE"/>
+        </w:rPr>
+        <w:t>be</w:t>
+      </w:r>
+      <w:proofErr w:type="spellEnd"/>
+      <w:r>
+        <w:rPr>
+          <w:lang w:val="de-DE"/>
+        </w:rPr>
+        <w:t xml:space="preserve"> the </w:t>
+      </w:r>
+      <w:proofErr w:type="spellStart"/>
+      <w:r>
+        <w:rPr>
+          <w:lang w:val="de-DE"/>
+        </w:rPr>
+        <w:t>single</w:t>
+      </w:r>
+      <w:proofErr w:type="spellEnd"/>
+      <w:r>
+        <w:rPr>
           <w:lang w:val="de-DE"/>
         </w:rPr>
         <w:t xml:space="preserve"> </w:t>
@@ -1812,7 +1860,76 @@
       <w:proofErr w:type="spellStart"/>
       <w:r>
         <w:rPr>
-          <w:b/>
+          <w:lang w:val="de-DE"/>
+        </w:rPr>
+        <w:t>point</w:t>
+      </w:r>
+      <w:proofErr w:type="spellEnd"/>
+      <w:r>
+        <w:rPr>
+          <w:lang w:val="de-DE"/>
+        </w:rPr>
+        <w:t xml:space="preserve"> of </w:t>
+      </w:r>
+      <w:proofErr w:type="spellStart"/>
+      <w:r>
+        <w:rPr>
+          <w:lang w:val="de-DE"/>
+        </w:rPr>
+        <w:t>contact</w:t>
+      </w:r>
+      <w:proofErr w:type="spellEnd"/>
+      <w:r>
+        <w:rPr>
+          <w:lang w:val="de-DE"/>
+        </w:rPr>
+        <w:t xml:space="preserve"> for the UK Data </w:t>
+      </w:r>
+      <w:proofErr w:type="spellStart"/>
+      <w:r>
+        <w:rPr>
+          <w:lang w:val="de-DE"/>
+        </w:rPr>
+        <w:t>Sevice</w:t>
+      </w:r>
+      <w:proofErr w:type="spellEnd"/>
+      <w:r>
+        <w:rPr>
+          <w:lang w:val="de-DE"/>
+        </w:rPr>
+        <w:t xml:space="preserve"> in </w:t>
+      </w:r>
+      <w:proofErr w:type="spellStart"/>
+      <w:r>
+        <w:rPr>
+          <w:lang w:val="de-DE"/>
+        </w:rPr>
+        <w:t>relation</w:t>
+      </w:r>
+      <w:proofErr w:type="spellEnd"/>
+      <w:r>
+        <w:rPr>
+          <w:lang w:val="de-DE"/>
+        </w:rPr>
+        <w:t xml:space="preserve"> to </w:t>
+      </w:r>
+      <w:proofErr w:type="spellStart"/>
+      <w:r>
+        <w:rPr>
+          <w:lang w:val="de-DE"/>
+        </w:rPr>
+        <w:t>this</w:t>
+      </w:r>
+      <w:proofErr w:type="spellEnd"/>
+      <w:r>
+        <w:rPr>
+          <w:lang w:val="de-DE"/>
+        </w:rPr>
+        <w:t xml:space="preserve"> </w:t>
+      </w:r>
+      <w:proofErr w:type="spellStart"/>
+      <w:r>
+        <w:rPr>
           <w:lang w:val="de-DE"/>
         </w:rPr>
         <w:t>project</w:t>
@@ -1820,7 +1937,6 @@
       <w:proofErr w:type="spellEnd"/>
       <w:r>
         <w:rPr>
-          <w:b/>
           <w:lang w:val="de-DE"/>
         </w:rPr>
         <w:t xml:space="preserve"> </w:t>
@@ -1828,7 +1944,118 @@
       <w:proofErr w:type="spellStart"/>
       <w:r>
         <w:rPr>
-          <w:b/>
+          <w:lang w:val="de-DE"/>
+        </w:rPr>
+        <w:t>both</w:t>
+      </w:r>
+      <w:proofErr w:type="spellEnd"/>
+      <w:r>
+        <w:rPr>
+          <w:lang w:val="de-DE"/>
+        </w:rPr>
+        <w:t xml:space="preserve"> at the </w:t>
+      </w:r>
+      <w:proofErr w:type="spellStart"/>
+      <w:r>
+        <w:rPr>
+          <w:lang w:val="de-DE"/>
+        </w:rPr>
+        <w:t>application</w:t>
+      </w:r>
+      <w:proofErr w:type="spellEnd"/>
+      <w:r>
+        <w:rPr>
+          <w:lang w:val="de-DE"/>
+        </w:rPr>
+        <w:t xml:space="preserve"> </w:t>
+      </w:r>
+      <w:proofErr w:type="spellStart"/>
+      <w:r>
+        <w:rPr>
+          <w:lang w:val="de-DE"/>
+        </w:rPr>
+        <w:t>stage</w:t>
+      </w:r>
+      <w:proofErr w:type="spellEnd"/>
+      <w:r>
+        <w:rPr>
+          <w:lang w:val="de-DE"/>
+        </w:rPr>
+        <w:t xml:space="preserve">, and </w:t>
+      </w:r>
+      <w:proofErr w:type="spellStart"/>
+      <w:r>
+        <w:rPr>
+          <w:lang w:val="de-DE"/>
+        </w:rPr>
+        <w:t>through</w:t>
+      </w:r>
+      <w:proofErr w:type="spellEnd"/>
+      <w:r>
+        <w:rPr>
+          <w:lang w:val="de-DE"/>
+        </w:rPr>
+        <w:t xml:space="preserve"> the </w:t>
+      </w:r>
+      <w:proofErr w:type="spellStart"/>
+      <w:r>
+        <w:rPr>
+          <w:lang w:val="de-DE"/>
+        </w:rPr>
+        <w:t>full</w:t>
+      </w:r>
+      <w:proofErr w:type="spellEnd"/>
+      <w:r>
+        <w:rPr>
+          <w:lang w:val="de-DE"/>
+        </w:rPr>
+        <w:t xml:space="preserve"> </w:t>
+      </w:r>
+      <w:proofErr w:type="spellStart"/>
+      <w:r>
+        <w:rPr>
+          <w:lang w:val="de-DE"/>
+        </w:rPr>
+        <w:t>lifetime</w:t>
+      </w:r>
+      <w:proofErr w:type="spellEnd"/>
+      <w:r>
+        <w:rPr>
+          <w:lang w:val="de-DE"/>
+        </w:rPr>
+        <w:t xml:space="preserve"> of the </w:t>
+      </w:r>
+      <w:proofErr w:type="spellStart"/>
+      <w:r>
+        <w:rPr>
+          <w:lang w:val="de-DE"/>
+        </w:rPr>
+        <w:t>project</w:t>
+      </w:r>
+      <w:proofErr w:type="spellEnd"/>
+      <w:r>
+        <w:rPr>
+          <w:lang w:val="de-DE"/>
+        </w:rPr>
+        <w:t xml:space="preserve">. The </w:t>
+      </w:r>
+      <w:proofErr w:type="spellStart"/>
+      <w:r>
+        <w:rPr>
+          <w:lang w:val="de-DE"/>
+        </w:rPr>
+        <w:t>project</w:t>
+      </w:r>
+      <w:proofErr w:type="spellEnd"/>
+      <w:r>
+        <w:rPr>
+          <w:lang w:val="de-DE"/>
+        </w:rPr>
+        <w:t xml:space="preserve"> </w:t>
+      </w:r>
+      <w:proofErr w:type="spellStart"/>
+      <w:r>
+        <w:rPr>
           <w:lang w:val="de-DE"/>
         </w:rPr>
         <w:t>lead</w:t>
@@ -1836,22 +2063,85 @@
       <w:proofErr w:type="spellEnd"/>
       <w:r>
         <w:rPr>
-          <w:b/>
-          <w:lang w:val="de-DE"/>
-        </w:rPr>
-        <w:t>.</w:t>
-      </w:r>
-      <w:r>
-        <w:rPr>
-          <w:lang w:val="de-DE"/>
-        </w:rPr>
-        <w:t xml:space="preserve"> The </w:t>
+          <w:lang w:val="de-DE"/>
+        </w:rPr>
+        <w:t xml:space="preserve"> will </w:t>
       </w:r>
       <w:proofErr w:type="spellStart"/>
       <w:r>
         <w:rPr>
           <w:lang w:val="de-DE"/>
         </w:rPr>
+        <w:t>be</w:t>
+      </w:r>
+      <w:proofErr w:type="spellEnd"/>
+      <w:r>
+        <w:rPr>
+          <w:lang w:val="de-DE"/>
+        </w:rPr>
+        <w:t xml:space="preserve"> </w:t>
+      </w:r>
+      <w:proofErr w:type="spellStart"/>
+      <w:r>
+        <w:rPr>
+          <w:lang w:val="de-DE"/>
+        </w:rPr>
+        <w:t>contacted</w:t>
+      </w:r>
+      <w:proofErr w:type="spellEnd"/>
+      <w:r>
+        <w:rPr>
+          <w:lang w:val="de-DE"/>
+        </w:rPr>
+        <w:t xml:space="preserve"> </w:t>
+      </w:r>
+      <w:proofErr w:type="spellStart"/>
+      <w:r>
+        <w:rPr>
+          <w:lang w:val="de-DE"/>
+        </w:rPr>
+        <w:t>with</w:t>
+      </w:r>
+      <w:proofErr w:type="spellEnd"/>
+      <w:r>
+        <w:rPr>
+          <w:lang w:val="de-DE"/>
+        </w:rPr>
+        <w:t xml:space="preserve"> </w:t>
+      </w:r>
+      <w:proofErr w:type="spellStart"/>
+      <w:r>
+        <w:rPr>
+          <w:lang w:val="de-DE"/>
+        </w:rPr>
+        <w:t>reminders</w:t>
+      </w:r>
+      <w:proofErr w:type="spellEnd"/>
+      <w:r>
+        <w:rPr>
+          <w:lang w:val="de-DE"/>
+        </w:rPr>
+        <w:t xml:space="preserve"> </w:t>
+      </w:r>
+      <w:proofErr w:type="spellStart"/>
+      <w:r>
+        <w:rPr>
+          <w:lang w:val="de-DE"/>
+        </w:rPr>
+        <w:t>about</w:t>
+      </w:r>
+      <w:proofErr w:type="spellEnd"/>
+      <w:r>
+        <w:rPr>
+          <w:lang w:val="de-DE"/>
+        </w:rPr>
+        <w:t xml:space="preserve"> </w:t>
+      </w:r>
+      <w:proofErr w:type="spellStart"/>
+      <w:r>
+        <w:rPr>
+          <w:lang w:val="de-DE"/>
+        </w:rPr>
         <w:t>project</w:t>
       </w:r>
       <w:proofErr w:type="spellEnd"/>
@@ -1866,21 +2156,21 @@
         <w:rPr>
           <w:lang w:val="de-DE"/>
         </w:rPr>
-        <w:t>lead</w:t>
+        <w:t>expiries</w:t>
       </w:r>
       <w:proofErr w:type="spellEnd"/>
       <w:r>
         <w:rPr>
           <w:lang w:val="de-DE"/>
         </w:rPr>
-        <w:t xml:space="preserve"> will </w:t>
+        <w:t xml:space="preserve">, and </w:t>
       </w:r>
       <w:proofErr w:type="spellStart"/>
       <w:r>
         <w:rPr>
           <w:lang w:val="de-DE"/>
         </w:rPr>
-        <w:t>be</w:t>
+        <w:t>must</w:t>
       </w:r>
       <w:proofErr w:type="spellEnd"/>
       <w:r>
@@ -1894,7 +2184,7 @@
         <w:rPr>
           <w:lang w:val="de-DE"/>
         </w:rPr>
-        <w:t>the</w:t>
+        <w:t>submit</w:t>
       </w:r>
       <w:proofErr w:type="spellEnd"/>
       <w:r>
@@ -1908,7 +2198,7 @@
         <w:rPr>
           <w:lang w:val="de-DE"/>
         </w:rPr>
-        <w:t>single</w:t>
+        <w:t>any</w:t>
       </w:r>
       <w:proofErr w:type="spellEnd"/>
       <w:r>
@@ -1922,7 +2212,7 @@
         <w:rPr>
           <w:lang w:val="de-DE"/>
         </w:rPr>
-        <w:t>point</w:t>
+        <w:t>extension</w:t>
       </w:r>
       <w:proofErr w:type="spellEnd"/>
       <w:r>
@@ -1936,13 +2226,27 @@
         <w:rPr>
           <w:lang w:val="de-DE"/>
         </w:rPr>
-        <w:t>of</w:t>
+        <w:t>requests</w:t>
       </w:r>
       <w:proofErr w:type="spellEnd"/>
       <w:r>
         <w:rPr>
           <w:lang w:val="de-DE"/>
         </w:rPr>
+        <w:t xml:space="preserve">, </w:t>
+      </w:r>
+      <w:proofErr w:type="spellStart"/>
+      <w:r>
+        <w:rPr>
+          <w:lang w:val="de-DE"/>
+        </w:rPr>
+        <w:t>or</w:t>
+      </w:r>
+      <w:proofErr w:type="spellEnd"/>
+      <w:r>
+        <w:rPr>
+          <w:lang w:val="de-DE"/>
+        </w:rPr>
         <w:t xml:space="preserve"> </w:t>
       </w:r>
       <w:proofErr w:type="spellStart"/>
@@ -1950,532 +2254,28 @@
         <w:rPr>
           <w:lang w:val="de-DE"/>
         </w:rPr>
-        <w:t>contact</w:t>
+        <w:t>requests</w:t>
       </w:r>
       <w:proofErr w:type="spellEnd"/>
       <w:r>
         <w:rPr>
           <w:lang w:val="de-DE"/>
         </w:rPr>
-        <w:t xml:space="preserve"> </w:t>
+        <w:t xml:space="preserve"> to </w:t>
       </w:r>
       <w:proofErr w:type="spellStart"/>
       <w:r>
         <w:rPr>
           <w:lang w:val="de-DE"/>
         </w:rPr>
-        <w:t>for</w:t>
+        <w:t>vary</w:t>
       </w:r>
       <w:proofErr w:type="spellEnd"/>
       <w:r>
         <w:rPr>
           <w:lang w:val="de-DE"/>
         </w:rPr>
-        <w:t xml:space="preserve"> </w:t>
-      </w:r>
-      <w:proofErr w:type="spellStart"/>
-      <w:r>
-        <w:rPr>
-          <w:lang w:val="de-DE"/>
-        </w:rPr>
-        <w:t>the</w:t>
-      </w:r>
-      <w:proofErr w:type="spellEnd"/>
-      <w:r>
-        <w:rPr>
-          <w:lang w:val="de-DE"/>
-        </w:rPr>
-        <w:t xml:space="preserve"> UK Data </w:t>
-      </w:r>
-      <w:proofErr w:type="spellStart"/>
-      <w:r>
-        <w:rPr>
-          <w:lang w:val="de-DE"/>
-        </w:rPr>
-        <w:t>Sevice</w:t>
-      </w:r>
-      <w:proofErr w:type="spellEnd"/>
-      <w:r>
-        <w:rPr>
-          <w:lang w:val="de-DE"/>
-        </w:rPr>
-        <w:t xml:space="preserve"> in </w:t>
-      </w:r>
-      <w:proofErr w:type="spellStart"/>
-      <w:r>
-        <w:rPr>
-          <w:lang w:val="de-DE"/>
-        </w:rPr>
-        <w:t>relation</w:t>
-      </w:r>
-      <w:proofErr w:type="spellEnd"/>
-      <w:r>
-        <w:rPr>
-          <w:lang w:val="de-DE"/>
-        </w:rPr>
-        <w:t xml:space="preserve"> </w:t>
-      </w:r>
-      <w:proofErr w:type="spellStart"/>
-      <w:r>
-        <w:rPr>
-          <w:lang w:val="de-DE"/>
-        </w:rPr>
-        <w:t>to</w:t>
-      </w:r>
-      <w:proofErr w:type="spellEnd"/>
-      <w:r>
-        <w:rPr>
-          <w:lang w:val="de-DE"/>
-        </w:rPr>
-        <w:t xml:space="preserve"> </w:t>
-      </w:r>
-      <w:proofErr w:type="spellStart"/>
-      <w:r>
-        <w:rPr>
-          <w:lang w:val="de-DE"/>
-        </w:rPr>
-        <w:t>this</w:t>
-      </w:r>
-      <w:proofErr w:type="spellEnd"/>
-      <w:r>
-        <w:rPr>
-          <w:lang w:val="de-DE"/>
-        </w:rPr>
-        <w:t xml:space="preserve"> </w:t>
-      </w:r>
-      <w:proofErr w:type="spellStart"/>
-      <w:r>
-        <w:rPr>
-          <w:lang w:val="de-DE"/>
-        </w:rPr>
-        <w:t>project</w:t>
-      </w:r>
-      <w:proofErr w:type="spellEnd"/>
-      <w:r>
-        <w:rPr>
-          <w:lang w:val="de-DE"/>
-        </w:rPr>
-        <w:t xml:space="preserve"> </w:t>
-      </w:r>
-      <w:proofErr w:type="spellStart"/>
-      <w:r>
-        <w:rPr>
-          <w:lang w:val="de-DE"/>
-        </w:rPr>
-        <w:t>both</w:t>
-      </w:r>
-      <w:proofErr w:type="spellEnd"/>
-      <w:r>
-        <w:rPr>
-          <w:lang w:val="de-DE"/>
-        </w:rPr>
-        <w:t xml:space="preserve"> at </w:t>
-      </w:r>
-      <w:proofErr w:type="spellStart"/>
-      <w:r>
-        <w:rPr>
-          <w:lang w:val="de-DE"/>
-        </w:rPr>
-        <w:t>the</w:t>
-      </w:r>
-      <w:proofErr w:type="spellEnd"/>
-      <w:r>
-        <w:rPr>
-          <w:lang w:val="de-DE"/>
-        </w:rPr>
-        <w:t xml:space="preserve"> </w:t>
-      </w:r>
-      <w:proofErr w:type="spellStart"/>
-      <w:r>
-        <w:rPr>
-          <w:lang w:val="de-DE"/>
-        </w:rPr>
-        <w:t>application</w:t>
-      </w:r>
-      <w:proofErr w:type="spellEnd"/>
-      <w:r>
-        <w:rPr>
-          <w:lang w:val="de-DE"/>
-        </w:rPr>
-        <w:t xml:space="preserve"> </w:t>
-      </w:r>
-      <w:proofErr w:type="spellStart"/>
-      <w:r>
-        <w:rPr>
-          <w:lang w:val="de-DE"/>
-        </w:rPr>
-        <w:t>stage</w:t>
-      </w:r>
-      <w:proofErr w:type="spellEnd"/>
-      <w:r>
-        <w:rPr>
-          <w:lang w:val="de-DE"/>
-        </w:rPr>
-        <w:t xml:space="preserve">, and </w:t>
-      </w:r>
-      <w:proofErr w:type="spellStart"/>
-      <w:r>
-        <w:rPr>
-          <w:lang w:val="de-DE"/>
-        </w:rPr>
-        <w:t>through</w:t>
-      </w:r>
-      <w:proofErr w:type="spellEnd"/>
-      <w:r>
-        <w:rPr>
-          <w:lang w:val="de-DE"/>
-        </w:rPr>
-        <w:t xml:space="preserve"> </w:t>
-      </w:r>
-      <w:proofErr w:type="spellStart"/>
-      <w:r>
-        <w:rPr>
-          <w:lang w:val="de-DE"/>
-        </w:rPr>
-        <w:t>the</w:t>
-      </w:r>
-      <w:proofErr w:type="spellEnd"/>
-      <w:r>
-        <w:rPr>
-          <w:lang w:val="de-DE"/>
-        </w:rPr>
-        <w:t xml:space="preserve"> </w:t>
-      </w:r>
-      <w:proofErr w:type="spellStart"/>
-      <w:r>
-        <w:rPr>
-          <w:lang w:val="de-DE"/>
-        </w:rPr>
-        <w:t>full</w:t>
-      </w:r>
-      <w:proofErr w:type="spellEnd"/>
-      <w:r>
-        <w:rPr>
-          <w:lang w:val="de-DE"/>
-        </w:rPr>
-        <w:t xml:space="preserve"> </w:t>
-      </w:r>
-      <w:proofErr w:type="spellStart"/>
-      <w:r>
-        <w:rPr>
-          <w:lang w:val="de-DE"/>
-        </w:rPr>
-        <w:t>lifetime</w:t>
-      </w:r>
-      <w:proofErr w:type="spellEnd"/>
-      <w:r>
-        <w:rPr>
-          <w:lang w:val="de-DE"/>
-        </w:rPr>
-        <w:t xml:space="preserve"> </w:t>
-      </w:r>
-      <w:proofErr w:type="spellStart"/>
-      <w:r>
-        <w:rPr>
-          <w:lang w:val="de-DE"/>
-        </w:rPr>
-        <w:t>of</w:t>
-      </w:r>
-      <w:proofErr w:type="spellEnd"/>
-      <w:r>
-        <w:rPr>
-          <w:lang w:val="de-DE"/>
-        </w:rPr>
-        <w:t xml:space="preserve"> </w:t>
-      </w:r>
-      <w:proofErr w:type="spellStart"/>
-      <w:r>
-        <w:rPr>
-          <w:lang w:val="de-DE"/>
-        </w:rPr>
-        <w:t>the</w:t>
-      </w:r>
-      <w:proofErr w:type="spellEnd"/>
-      <w:r>
-        <w:rPr>
-          <w:lang w:val="de-DE"/>
-        </w:rPr>
-        <w:t xml:space="preserve"> </w:t>
-      </w:r>
-      <w:proofErr w:type="spellStart"/>
-      <w:r>
-        <w:rPr>
-          <w:lang w:val="de-DE"/>
-        </w:rPr>
-        <w:t>project</w:t>
-      </w:r>
-      <w:proofErr w:type="spellEnd"/>
-      <w:r>
-        <w:rPr>
-          <w:lang w:val="de-DE"/>
-        </w:rPr>
-        <w:t xml:space="preserve">. The </w:t>
-      </w:r>
-      <w:proofErr w:type="spellStart"/>
-      <w:r>
-        <w:rPr>
-          <w:lang w:val="de-DE"/>
-        </w:rPr>
-        <w:t>project</w:t>
-      </w:r>
-      <w:proofErr w:type="spellEnd"/>
-      <w:r>
-        <w:rPr>
-          <w:lang w:val="de-DE"/>
-        </w:rPr>
-        <w:t xml:space="preserve"> </w:t>
-      </w:r>
-      <w:proofErr w:type="spellStart"/>
-      <w:r>
-        <w:rPr>
-          <w:lang w:val="de-DE"/>
-        </w:rPr>
-        <w:t>lead</w:t>
-      </w:r>
-      <w:proofErr w:type="spellEnd"/>
-      <w:r>
-        <w:rPr>
-          <w:lang w:val="de-DE"/>
-        </w:rPr>
-        <w:t xml:space="preserve"> will </w:t>
-      </w:r>
-      <w:proofErr w:type="spellStart"/>
-      <w:r>
-        <w:rPr>
-          <w:lang w:val="de-DE"/>
-        </w:rPr>
-        <w:t>be</w:t>
-      </w:r>
-      <w:proofErr w:type="spellEnd"/>
-      <w:r>
-        <w:rPr>
-          <w:lang w:val="de-DE"/>
-        </w:rPr>
-        <w:t xml:space="preserve"> </w:t>
-      </w:r>
-      <w:proofErr w:type="spellStart"/>
-      <w:r>
-        <w:rPr>
-          <w:lang w:val="de-DE"/>
-        </w:rPr>
-        <w:t>contacted</w:t>
-      </w:r>
-      <w:proofErr w:type="spellEnd"/>
-      <w:r>
-        <w:rPr>
-          <w:lang w:val="de-DE"/>
-        </w:rPr>
-        <w:t xml:space="preserve"> </w:t>
-      </w:r>
-      <w:proofErr w:type="spellStart"/>
-      <w:r>
-        <w:rPr>
-          <w:lang w:val="de-DE"/>
-        </w:rPr>
-        <w:t>with</w:t>
-      </w:r>
-      <w:proofErr w:type="spellEnd"/>
-      <w:r>
-        <w:rPr>
-          <w:lang w:val="de-DE"/>
-        </w:rPr>
-        <w:t xml:space="preserve"> </w:t>
-      </w:r>
-      <w:proofErr w:type="spellStart"/>
-      <w:r>
-        <w:rPr>
-          <w:lang w:val="de-DE"/>
-        </w:rPr>
-        <w:t>reminders</w:t>
-      </w:r>
-      <w:proofErr w:type="spellEnd"/>
-      <w:r>
-        <w:rPr>
-          <w:lang w:val="de-DE"/>
-        </w:rPr>
-        <w:t xml:space="preserve"> </w:t>
-      </w:r>
-      <w:proofErr w:type="spellStart"/>
-      <w:r>
-        <w:rPr>
-          <w:lang w:val="de-DE"/>
-        </w:rPr>
-        <w:t>about</w:t>
-      </w:r>
-      <w:proofErr w:type="spellEnd"/>
-      <w:r>
-        <w:rPr>
-          <w:lang w:val="de-DE"/>
-        </w:rPr>
-        <w:t xml:space="preserve"> </w:t>
-      </w:r>
-      <w:proofErr w:type="spellStart"/>
-      <w:r>
-        <w:rPr>
-          <w:lang w:val="de-DE"/>
-        </w:rPr>
-        <w:t>project</w:t>
-      </w:r>
-      <w:proofErr w:type="spellEnd"/>
-      <w:r>
-        <w:rPr>
-          <w:lang w:val="de-DE"/>
-        </w:rPr>
-        <w:t xml:space="preserve"> </w:t>
-      </w:r>
-      <w:proofErr w:type="spellStart"/>
-      <w:r>
-        <w:rPr>
-          <w:lang w:val="de-DE"/>
-        </w:rPr>
-        <w:t>expiries</w:t>
-      </w:r>
-      <w:proofErr w:type="spellEnd"/>
-      <w:r>
-        <w:rPr>
-          <w:lang w:val="de-DE"/>
-        </w:rPr>
-        <w:t xml:space="preserve">, and </w:t>
-      </w:r>
-      <w:proofErr w:type="spellStart"/>
-      <w:r>
-        <w:rPr>
-          <w:lang w:val="de-DE"/>
-        </w:rPr>
-        <w:t>must</w:t>
-      </w:r>
-      <w:proofErr w:type="spellEnd"/>
-      <w:r>
-        <w:rPr>
-          <w:lang w:val="de-DE"/>
-        </w:rPr>
-        <w:t xml:space="preserve"> </w:t>
-      </w:r>
-      <w:proofErr w:type="spellStart"/>
-      <w:r>
-        <w:rPr>
-          <w:lang w:val="de-DE"/>
-        </w:rPr>
-        <w:t>submit</w:t>
-      </w:r>
-      <w:proofErr w:type="spellEnd"/>
-      <w:r>
-        <w:rPr>
-          <w:lang w:val="de-DE"/>
-        </w:rPr>
-        <w:t xml:space="preserve"> </w:t>
-      </w:r>
-      <w:proofErr w:type="spellStart"/>
-      <w:r>
-        <w:rPr>
-          <w:lang w:val="de-DE"/>
-        </w:rPr>
-        <w:t>any</w:t>
-      </w:r>
-      <w:proofErr w:type="spellEnd"/>
-      <w:r>
-        <w:rPr>
-          <w:lang w:val="de-DE"/>
-        </w:rPr>
-        <w:t xml:space="preserve"> </w:t>
-      </w:r>
-      <w:proofErr w:type="spellStart"/>
-      <w:r>
-        <w:rPr>
-          <w:lang w:val="de-DE"/>
-        </w:rPr>
-        <w:t>extension</w:t>
-      </w:r>
-      <w:proofErr w:type="spellEnd"/>
-      <w:r>
-        <w:rPr>
-          <w:lang w:val="de-DE"/>
-        </w:rPr>
-        <w:t xml:space="preserve"> </w:t>
-      </w:r>
-      <w:proofErr w:type="spellStart"/>
-      <w:r>
-        <w:rPr>
-          <w:lang w:val="de-DE"/>
-        </w:rPr>
-        <w:t>requests</w:t>
-      </w:r>
-      <w:proofErr w:type="spellEnd"/>
-      <w:r>
-        <w:rPr>
-          <w:lang w:val="de-DE"/>
-        </w:rPr>
-        <w:t xml:space="preserve">, </w:t>
-      </w:r>
-      <w:proofErr w:type="spellStart"/>
-      <w:r>
-        <w:rPr>
-          <w:lang w:val="de-DE"/>
-        </w:rPr>
-        <w:t>or</w:t>
-      </w:r>
-      <w:proofErr w:type="spellEnd"/>
-      <w:r>
-        <w:rPr>
-          <w:lang w:val="de-DE"/>
-        </w:rPr>
-        <w:t xml:space="preserve"> </w:t>
-      </w:r>
-      <w:proofErr w:type="spellStart"/>
-      <w:r>
-        <w:rPr>
-          <w:lang w:val="de-DE"/>
-        </w:rPr>
-        <w:t>requests</w:t>
-      </w:r>
-      <w:proofErr w:type="spellEnd"/>
-      <w:r>
-        <w:rPr>
-          <w:lang w:val="de-DE"/>
-        </w:rPr>
-        <w:t xml:space="preserve"> </w:t>
-      </w:r>
-      <w:proofErr w:type="spellStart"/>
-      <w:r>
-        <w:rPr>
-          <w:lang w:val="de-DE"/>
-        </w:rPr>
-        <w:t>to</w:t>
-      </w:r>
-      <w:proofErr w:type="spellEnd"/>
-      <w:r>
-        <w:rPr>
-          <w:lang w:val="de-DE"/>
-        </w:rPr>
-        <w:t xml:space="preserve"> </w:t>
-      </w:r>
-      <w:proofErr w:type="spellStart"/>
-      <w:r>
-        <w:rPr>
-          <w:lang w:val="de-DE"/>
-        </w:rPr>
-        <w:t>vary</w:t>
-      </w:r>
-      <w:proofErr w:type="spellEnd"/>
-      <w:r>
-        <w:rPr>
-          <w:lang w:val="de-DE"/>
-        </w:rPr>
-        <w:t xml:space="preserve"> </w:t>
-      </w:r>
-      <w:proofErr w:type="spellStart"/>
-      <w:r>
-        <w:rPr>
-          <w:lang w:val="de-DE"/>
-        </w:rPr>
-        <w:t>the</w:t>
-      </w:r>
-      <w:proofErr w:type="spellEnd"/>
-      <w:r>
-        <w:rPr>
-          <w:lang w:val="de-DE"/>
-        </w:rPr>
-        <w:t xml:space="preserve"> </w:t>
+        <w:t xml:space="preserve"> the </w:t>
       </w:r>
       <w:proofErr w:type="spellStart"/>
       <w:r>
@@ -2555,18 +2355,242 @@
           <w:lang w:val="de-DE"/>
         </w:rPr>
       </w:pPr>
+      <w:r>
+        <w:rPr>
+          <w:lang w:val="de-DE"/>
+        </w:rPr>
+        <w:t xml:space="preserve">For a </w:t>
+      </w:r>
       <w:proofErr w:type="spellStart"/>
       <w:r>
         <w:rPr>
           <w:lang w:val="de-DE"/>
         </w:rPr>
-        <w:t>For</w:t>
+        <w:t>research</w:t>
       </w:r>
       <w:proofErr w:type="spellEnd"/>
       <w:r>
         <w:rPr>
           <w:lang w:val="de-DE"/>
         </w:rPr>
+        <w:t xml:space="preserve"> </w:t>
+      </w:r>
+      <w:proofErr w:type="spellStart"/>
+      <w:r>
+        <w:rPr>
+          <w:lang w:val="de-DE"/>
+        </w:rPr>
+        <w:t>project</w:t>
+      </w:r>
+      <w:proofErr w:type="spellEnd"/>
+      <w:r>
+        <w:rPr>
+          <w:lang w:val="de-DE"/>
+        </w:rPr>
+        <w:t xml:space="preserve"> </w:t>
+      </w:r>
+      <w:proofErr w:type="spellStart"/>
+      <w:r>
+        <w:rPr>
+          <w:lang w:val="de-DE"/>
+        </w:rPr>
+        <w:t>being</w:t>
+      </w:r>
+      <w:proofErr w:type="spellEnd"/>
+      <w:r>
+        <w:rPr>
+          <w:lang w:val="de-DE"/>
+        </w:rPr>
+        <w:t xml:space="preserve"> </w:t>
+      </w:r>
+      <w:proofErr w:type="spellStart"/>
+      <w:r>
+        <w:rPr>
+          <w:lang w:val="de-DE"/>
+        </w:rPr>
+        <w:t>undertaken</w:t>
+      </w:r>
+      <w:proofErr w:type="spellEnd"/>
+      <w:r>
+        <w:rPr>
+          <w:lang w:val="de-DE"/>
+        </w:rPr>
+        <w:t xml:space="preserve"> by </w:t>
+      </w:r>
+      <w:proofErr w:type="spellStart"/>
+      <w:r>
+        <w:rPr>
+          <w:lang w:val="de-DE"/>
+        </w:rPr>
+        <w:t>academics</w:t>
+      </w:r>
+      <w:proofErr w:type="spellEnd"/>
+      <w:r>
+        <w:rPr>
+          <w:lang w:val="de-DE"/>
+        </w:rPr>
+        <w:t xml:space="preserve"> the </w:t>
+      </w:r>
+      <w:proofErr w:type="spellStart"/>
+      <w:r>
+        <w:rPr>
+          <w:lang w:val="de-DE"/>
+        </w:rPr>
+        <w:t>project</w:t>
+      </w:r>
+      <w:proofErr w:type="spellEnd"/>
+      <w:r>
+        <w:rPr>
+          <w:lang w:val="de-DE"/>
+        </w:rPr>
+        <w:t xml:space="preserve"> </w:t>
+      </w:r>
+      <w:proofErr w:type="spellStart"/>
+      <w:r>
+        <w:rPr>
+          <w:lang w:val="de-DE"/>
+        </w:rPr>
+        <w:t>lead</w:t>
+      </w:r>
+      <w:proofErr w:type="spellEnd"/>
+      <w:r>
+        <w:rPr>
+          <w:lang w:val="de-DE"/>
+        </w:rPr>
+        <w:t xml:space="preserve"> </w:t>
+      </w:r>
+      <w:proofErr w:type="spellStart"/>
+      <w:r>
+        <w:rPr>
+          <w:b/>
+          <w:lang w:val="de-DE"/>
+        </w:rPr>
+        <w:t>does</w:t>
+      </w:r>
+      <w:proofErr w:type="spellEnd"/>
+      <w:r>
+        <w:rPr>
+          <w:b/>
+          <w:lang w:val="de-DE"/>
+        </w:rPr>
+        <w:t xml:space="preserve"> not</w:t>
+      </w:r>
+      <w:r>
+        <w:rPr>
+          <w:lang w:val="de-DE"/>
+        </w:rPr>
+        <w:t xml:space="preserve"> </w:t>
+      </w:r>
+      <w:proofErr w:type="spellStart"/>
+      <w:r>
+        <w:rPr>
+          <w:lang w:val="de-DE"/>
+        </w:rPr>
+        <w:t>have</w:t>
+      </w:r>
+      <w:proofErr w:type="spellEnd"/>
+      <w:r>
+        <w:rPr>
+          <w:lang w:val="de-DE"/>
+        </w:rPr>
+        <w:t xml:space="preserve"> to </w:t>
+      </w:r>
+      <w:proofErr w:type="spellStart"/>
+      <w:r>
+        <w:rPr>
+          <w:lang w:val="de-DE"/>
+        </w:rPr>
+        <w:t>be</w:t>
+      </w:r>
+      <w:proofErr w:type="spellEnd"/>
+      <w:r>
+        <w:rPr>
+          <w:lang w:val="de-DE"/>
+        </w:rPr>
+        <w:t xml:space="preserve"> the Principal Investigator. </w:t>
+      </w:r>
+      <w:proofErr w:type="spellStart"/>
+      <w:r>
+        <w:rPr>
+          <w:lang w:val="de-DE"/>
+        </w:rPr>
+        <w:t>Where</w:t>
+      </w:r>
+      <w:proofErr w:type="spellEnd"/>
+      <w:r>
+        <w:rPr>
+          <w:lang w:val="de-DE"/>
+        </w:rPr>
+        <w:t xml:space="preserve"> </w:t>
+      </w:r>
+      <w:proofErr w:type="spellStart"/>
+      <w:r>
+        <w:rPr>
+          <w:lang w:val="de-DE"/>
+        </w:rPr>
+        <w:t>there</w:t>
+      </w:r>
+      <w:proofErr w:type="spellEnd"/>
+      <w:r>
+        <w:rPr>
+          <w:lang w:val="de-DE"/>
+        </w:rPr>
+        <w:t xml:space="preserve"> </w:t>
+      </w:r>
+      <w:proofErr w:type="spellStart"/>
+      <w:r>
+        <w:rPr>
+          <w:lang w:val="de-DE"/>
+        </w:rPr>
+        <w:t>is</w:t>
+      </w:r>
+      <w:proofErr w:type="spellEnd"/>
+      <w:r>
+        <w:rPr>
+          <w:lang w:val="de-DE"/>
+        </w:rPr>
+        <w:t xml:space="preserve"> </w:t>
+      </w:r>
+      <w:proofErr w:type="spellStart"/>
+      <w:r>
+        <w:rPr>
+          <w:lang w:val="de-DE"/>
+        </w:rPr>
+        <w:t>funding</w:t>
+      </w:r>
+      <w:proofErr w:type="spellEnd"/>
+      <w:r>
+        <w:rPr>
+          <w:lang w:val="de-DE"/>
+        </w:rPr>
+        <w:t xml:space="preserve"> </w:t>
+      </w:r>
+      <w:proofErr w:type="spellStart"/>
+      <w:r>
+        <w:rPr>
+          <w:lang w:val="de-DE"/>
+        </w:rPr>
+        <w:t>associated</w:t>
+      </w:r>
+      <w:proofErr w:type="spellEnd"/>
+      <w:r>
+        <w:rPr>
+          <w:lang w:val="de-DE"/>
+        </w:rPr>
+        <w:t xml:space="preserve"> </w:t>
+      </w:r>
+      <w:proofErr w:type="spellStart"/>
+      <w:r>
+        <w:rPr>
+          <w:lang w:val="de-DE"/>
+        </w:rPr>
+        <w:t>with</w:t>
+      </w:r>
+      <w:proofErr w:type="spellEnd"/>
+      <w:r>
+        <w:rPr>
+          <w:lang w:val="de-DE"/>
+        </w:rPr>
         <w:t xml:space="preserve"> a </w:t>
       </w:r>
       <w:proofErr w:type="spellStart"/>
@@ -2574,13 +2598,27 @@
         <w:rPr>
           <w:lang w:val="de-DE"/>
         </w:rPr>
-        <w:t>research</w:t>
+        <w:t>project</w:t>
       </w:r>
       <w:proofErr w:type="spellEnd"/>
       <w:r>
         <w:rPr>
           <w:lang w:val="de-DE"/>
         </w:rPr>
+        <w:t xml:space="preserve"> the </w:t>
+      </w:r>
+      <w:proofErr w:type="spellStart"/>
+      <w:r>
+        <w:rPr>
+          <w:lang w:val="de-DE"/>
+        </w:rPr>
+        <w:t>project</w:t>
+      </w:r>
+      <w:proofErr w:type="spellEnd"/>
+      <w:r>
+        <w:rPr>
+          <w:lang w:val="de-DE"/>
+        </w:rPr>
         <w:t xml:space="preserve"> </w:t>
       </w:r>
       <w:proofErr w:type="spellStart"/>
@@ -2588,7 +2626,7 @@
         <w:rPr>
           <w:lang w:val="de-DE"/>
         </w:rPr>
-        <w:t>project</w:t>
+        <w:t>lead</w:t>
       </w:r>
       <w:proofErr w:type="spellEnd"/>
       <w:r>
@@ -2600,13 +2638,21 @@
       <w:proofErr w:type="spellStart"/>
       <w:r>
         <w:rPr>
-          <w:lang w:val="de-DE"/>
-        </w:rPr>
-        <w:t>being</w:t>
+          <w:b/>
+          <w:lang w:val="de-DE"/>
+        </w:rPr>
+        <w:t>does</w:t>
       </w:r>
       <w:proofErr w:type="spellEnd"/>
       <w:r>
         <w:rPr>
+          <w:b/>
+          <w:lang w:val="de-DE"/>
+        </w:rPr>
+        <w:t xml:space="preserve"> not</w:t>
+      </w:r>
+      <w:r>
+        <w:rPr>
           <w:lang w:val="de-DE"/>
         </w:rPr>
         <w:t xml:space="preserve"> </w:t>
@@ -2616,380 +2662,28 @@
         <w:rPr>
           <w:lang w:val="de-DE"/>
         </w:rPr>
-        <w:t>undertaken</w:t>
+        <w:t>have</w:t>
       </w:r>
       <w:proofErr w:type="spellEnd"/>
       <w:r>
         <w:rPr>
           <w:lang w:val="de-DE"/>
         </w:rPr>
-        <w:t xml:space="preserve"> </w:t>
+        <w:t xml:space="preserve"> to </w:t>
       </w:r>
       <w:proofErr w:type="spellStart"/>
       <w:r>
         <w:rPr>
           <w:lang w:val="de-DE"/>
         </w:rPr>
-        <w:t>by</w:t>
+        <w:t>be</w:t>
       </w:r>
       <w:proofErr w:type="spellEnd"/>
       <w:r>
         <w:rPr>
           <w:lang w:val="de-DE"/>
         </w:rPr>
-        <w:t xml:space="preserve"> </w:t>
-      </w:r>
-      <w:proofErr w:type="spellStart"/>
-      <w:r>
-        <w:rPr>
-          <w:lang w:val="de-DE"/>
-        </w:rPr>
-        <w:t>academics</w:t>
-      </w:r>
-      <w:proofErr w:type="spellEnd"/>
-      <w:r>
-        <w:rPr>
-          <w:lang w:val="de-DE"/>
-        </w:rPr>
-        <w:t xml:space="preserve"> </w:t>
-      </w:r>
-      <w:proofErr w:type="spellStart"/>
-      <w:r>
-        <w:rPr>
-          <w:lang w:val="de-DE"/>
-        </w:rPr>
-        <w:t>the</w:t>
-      </w:r>
-      <w:proofErr w:type="spellEnd"/>
-      <w:r>
-        <w:rPr>
-          <w:lang w:val="de-DE"/>
-        </w:rPr>
-        <w:t xml:space="preserve"> </w:t>
-      </w:r>
-      <w:proofErr w:type="spellStart"/>
-      <w:r>
-        <w:rPr>
-          <w:lang w:val="de-DE"/>
-        </w:rPr>
-        <w:t>project</w:t>
-      </w:r>
-      <w:proofErr w:type="spellEnd"/>
-      <w:r>
-        <w:rPr>
-          <w:lang w:val="de-DE"/>
-        </w:rPr>
-        <w:t xml:space="preserve"> </w:t>
-      </w:r>
-      <w:proofErr w:type="spellStart"/>
-      <w:r>
-        <w:rPr>
-          <w:lang w:val="de-DE"/>
-        </w:rPr>
-        <w:t>lead</w:t>
-      </w:r>
-      <w:proofErr w:type="spellEnd"/>
-      <w:r>
-        <w:rPr>
-          <w:lang w:val="de-DE"/>
-        </w:rPr>
-        <w:t xml:space="preserve"> </w:t>
-      </w:r>
-      <w:proofErr w:type="spellStart"/>
-      <w:r>
-        <w:rPr>
-          <w:b/>
-          <w:lang w:val="de-DE"/>
-        </w:rPr>
-        <w:t>does</w:t>
-      </w:r>
-      <w:proofErr w:type="spellEnd"/>
-      <w:r>
-        <w:rPr>
-          <w:b/>
-          <w:lang w:val="de-DE"/>
-        </w:rPr>
-        <w:t xml:space="preserve"> not</w:t>
-      </w:r>
-      <w:r>
-        <w:rPr>
-          <w:lang w:val="de-DE"/>
-        </w:rPr>
-        <w:t xml:space="preserve"> </w:t>
-      </w:r>
-      <w:proofErr w:type="spellStart"/>
-      <w:r>
-        <w:rPr>
-          <w:lang w:val="de-DE"/>
-        </w:rPr>
-        <w:t>have</w:t>
-      </w:r>
-      <w:proofErr w:type="spellEnd"/>
-      <w:r>
-        <w:rPr>
-          <w:lang w:val="de-DE"/>
-        </w:rPr>
-        <w:t xml:space="preserve"> </w:t>
-      </w:r>
-      <w:proofErr w:type="spellStart"/>
-      <w:r>
-        <w:rPr>
-          <w:lang w:val="de-DE"/>
-        </w:rPr>
-        <w:t>to</w:t>
-      </w:r>
-      <w:proofErr w:type="spellEnd"/>
-      <w:r>
-        <w:rPr>
-          <w:lang w:val="de-DE"/>
-        </w:rPr>
-        <w:t xml:space="preserve"> </w:t>
-      </w:r>
-      <w:proofErr w:type="spellStart"/>
-      <w:r>
-        <w:rPr>
-          <w:lang w:val="de-DE"/>
-        </w:rPr>
-        <w:t>be</w:t>
-      </w:r>
-      <w:proofErr w:type="spellEnd"/>
-      <w:r>
-        <w:rPr>
-          <w:lang w:val="de-DE"/>
-        </w:rPr>
-        <w:t xml:space="preserve"> </w:t>
-      </w:r>
-      <w:proofErr w:type="spellStart"/>
-      <w:r>
-        <w:rPr>
-          <w:lang w:val="de-DE"/>
-        </w:rPr>
-        <w:t>the</w:t>
-      </w:r>
-      <w:proofErr w:type="spellEnd"/>
-      <w:r>
-        <w:rPr>
-          <w:lang w:val="de-DE"/>
-        </w:rPr>
-        <w:t xml:space="preserve"> Principal Investigator. </w:t>
-      </w:r>
-      <w:proofErr w:type="spellStart"/>
-      <w:r>
-        <w:rPr>
-          <w:lang w:val="de-DE"/>
-        </w:rPr>
-        <w:t>Where</w:t>
-      </w:r>
-      <w:proofErr w:type="spellEnd"/>
-      <w:r>
-        <w:rPr>
-          <w:lang w:val="de-DE"/>
-        </w:rPr>
-        <w:t xml:space="preserve"> </w:t>
-      </w:r>
-      <w:proofErr w:type="spellStart"/>
-      <w:r>
-        <w:rPr>
-          <w:lang w:val="de-DE"/>
-        </w:rPr>
-        <w:t>there</w:t>
-      </w:r>
-      <w:proofErr w:type="spellEnd"/>
-      <w:r>
-        <w:rPr>
-          <w:lang w:val="de-DE"/>
-        </w:rPr>
-        <w:t xml:space="preserve"> </w:t>
-      </w:r>
-      <w:proofErr w:type="spellStart"/>
-      <w:r>
-        <w:rPr>
-          <w:lang w:val="de-DE"/>
-        </w:rPr>
-        <w:t>is</w:t>
-      </w:r>
-      <w:proofErr w:type="spellEnd"/>
-      <w:r>
-        <w:rPr>
-          <w:lang w:val="de-DE"/>
-        </w:rPr>
-        <w:t xml:space="preserve"> </w:t>
-      </w:r>
-      <w:proofErr w:type="spellStart"/>
-      <w:r>
-        <w:rPr>
-          <w:lang w:val="de-DE"/>
-        </w:rPr>
-        <w:t>funding</w:t>
-      </w:r>
-      <w:proofErr w:type="spellEnd"/>
-      <w:r>
-        <w:rPr>
-          <w:lang w:val="de-DE"/>
-        </w:rPr>
-        <w:t xml:space="preserve"> </w:t>
-      </w:r>
-      <w:proofErr w:type="spellStart"/>
-      <w:r>
-        <w:rPr>
-          <w:lang w:val="de-DE"/>
-        </w:rPr>
-        <w:t>associated</w:t>
-      </w:r>
-      <w:proofErr w:type="spellEnd"/>
-      <w:r>
-        <w:rPr>
-          <w:lang w:val="de-DE"/>
-        </w:rPr>
-        <w:t xml:space="preserve"> </w:t>
-      </w:r>
-      <w:proofErr w:type="spellStart"/>
-      <w:r>
-        <w:rPr>
-          <w:lang w:val="de-DE"/>
-        </w:rPr>
-        <w:t>with</w:t>
-      </w:r>
-      <w:proofErr w:type="spellEnd"/>
-      <w:r>
-        <w:rPr>
-          <w:lang w:val="de-DE"/>
-        </w:rPr>
-        <w:t xml:space="preserve"> a </w:t>
-      </w:r>
-      <w:proofErr w:type="spellStart"/>
-      <w:r>
-        <w:rPr>
-          <w:lang w:val="de-DE"/>
-        </w:rPr>
-        <w:t>project</w:t>
-      </w:r>
-      <w:proofErr w:type="spellEnd"/>
-      <w:r>
-        <w:rPr>
-          <w:lang w:val="de-DE"/>
-        </w:rPr>
-        <w:t xml:space="preserve"> </w:t>
-      </w:r>
-      <w:proofErr w:type="spellStart"/>
-      <w:r>
-        <w:rPr>
-          <w:lang w:val="de-DE"/>
-        </w:rPr>
-        <w:t>the</w:t>
-      </w:r>
-      <w:proofErr w:type="spellEnd"/>
-      <w:r>
-        <w:rPr>
-          <w:lang w:val="de-DE"/>
-        </w:rPr>
-        <w:t xml:space="preserve"> </w:t>
-      </w:r>
-      <w:proofErr w:type="spellStart"/>
-      <w:r>
-        <w:rPr>
-          <w:lang w:val="de-DE"/>
-        </w:rPr>
-        <w:t>project</w:t>
-      </w:r>
-      <w:proofErr w:type="spellEnd"/>
-      <w:r>
-        <w:rPr>
-          <w:lang w:val="de-DE"/>
-        </w:rPr>
-        <w:t xml:space="preserve"> </w:t>
-      </w:r>
-      <w:proofErr w:type="spellStart"/>
-      <w:r>
-        <w:rPr>
-          <w:lang w:val="de-DE"/>
-        </w:rPr>
-        <w:t>lead</w:t>
-      </w:r>
-      <w:proofErr w:type="spellEnd"/>
-      <w:r>
-        <w:rPr>
-          <w:lang w:val="de-DE"/>
-        </w:rPr>
-        <w:t xml:space="preserve"> </w:t>
-      </w:r>
-      <w:proofErr w:type="spellStart"/>
-      <w:r>
-        <w:rPr>
-          <w:b/>
-          <w:lang w:val="de-DE"/>
-        </w:rPr>
-        <w:t>does</w:t>
-      </w:r>
-      <w:proofErr w:type="spellEnd"/>
-      <w:r>
-        <w:rPr>
-          <w:b/>
-          <w:lang w:val="de-DE"/>
-        </w:rPr>
-        <w:t xml:space="preserve"> not</w:t>
-      </w:r>
-      <w:r>
-        <w:rPr>
-          <w:lang w:val="de-DE"/>
-        </w:rPr>
-        <w:t xml:space="preserve"> </w:t>
-      </w:r>
-      <w:proofErr w:type="spellStart"/>
-      <w:r>
-        <w:rPr>
-          <w:lang w:val="de-DE"/>
-        </w:rPr>
-        <w:t>have</w:t>
-      </w:r>
-      <w:proofErr w:type="spellEnd"/>
-      <w:r>
-        <w:rPr>
-          <w:lang w:val="de-DE"/>
-        </w:rPr>
-        <w:t xml:space="preserve"> </w:t>
-      </w:r>
-      <w:proofErr w:type="spellStart"/>
-      <w:r>
-        <w:rPr>
-          <w:lang w:val="de-DE"/>
-        </w:rPr>
-        <w:t>to</w:t>
-      </w:r>
-      <w:proofErr w:type="spellEnd"/>
-      <w:r>
-        <w:rPr>
-          <w:lang w:val="de-DE"/>
-        </w:rPr>
-        <w:t xml:space="preserve"> </w:t>
-      </w:r>
-      <w:proofErr w:type="spellStart"/>
-      <w:r>
-        <w:rPr>
-          <w:lang w:val="de-DE"/>
-        </w:rPr>
-        <w:t>be</w:t>
-      </w:r>
-      <w:proofErr w:type="spellEnd"/>
-      <w:r>
-        <w:rPr>
-          <w:lang w:val="de-DE"/>
-        </w:rPr>
-        <w:t xml:space="preserve"> </w:t>
-      </w:r>
-      <w:proofErr w:type="spellStart"/>
-      <w:r>
-        <w:rPr>
-          <w:lang w:val="de-DE"/>
-        </w:rPr>
-        <w:t>the</w:t>
-      </w:r>
-      <w:proofErr w:type="spellEnd"/>
-      <w:r>
-        <w:rPr>
-          <w:lang w:val="de-DE"/>
-        </w:rPr>
-        <w:t xml:space="preserve"> </w:t>
+        <w:t xml:space="preserve"> the </w:t>
       </w:r>
       <w:proofErr w:type="spellStart"/>
       <w:r>
@@ -3072,6 +2766,34 @@
         <w:rPr>
           <w:lang w:val="de-DE"/>
         </w:rPr>
+        <w:t xml:space="preserve"> the </w:t>
+      </w:r>
+      <w:proofErr w:type="spellStart"/>
+      <w:r>
+        <w:rPr>
+          <w:lang w:val="de-DE"/>
+        </w:rPr>
+        <w:t>level</w:t>
+      </w:r>
+      <w:proofErr w:type="spellEnd"/>
+      <w:r>
+        <w:rPr>
+          <w:lang w:val="de-DE"/>
+        </w:rPr>
+        <w:t xml:space="preserve"> of </w:t>
+      </w:r>
+      <w:proofErr w:type="spellStart"/>
+      <w:r>
+        <w:rPr>
+          <w:lang w:val="de-DE"/>
+        </w:rPr>
+        <w:t>information</w:t>
+      </w:r>
+      <w:proofErr w:type="spellEnd"/>
+      <w:r>
+        <w:rPr>
+          <w:lang w:val="de-DE"/>
+        </w:rPr>
         <w:t xml:space="preserve"> </w:t>
       </w:r>
       <w:proofErr w:type="spellStart"/>
@@ -3079,7 +2801,7 @@
         <w:rPr>
           <w:lang w:val="de-DE"/>
         </w:rPr>
-        <w:t>the</w:t>
+        <w:t>that</w:t>
       </w:r>
       <w:proofErr w:type="spellEnd"/>
       <w:r>
@@ -3093,7 +2815,7 @@
         <w:rPr>
           <w:lang w:val="de-DE"/>
         </w:rPr>
-        <w:t>level</w:t>
+        <w:t>data</w:t>
       </w:r>
       <w:proofErr w:type="spellEnd"/>
       <w:r>
@@ -3107,7 +2829,7 @@
         <w:rPr>
           <w:lang w:val="de-DE"/>
         </w:rPr>
-        <w:t>of</w:t>
+        <w:t>owners</w:t>
       </w:r>
       <w:proofErr w:type="spellEnd"/>
       <w:r>
@@ -3121,84 +2843,14 @@
         <w:rPr>
           <w:lang w:val="de-DE"/>
         </w:rPr>
-        <w:t>information</w:t>
+        <w:t>expect</w:t>
       </w:r>
       <w:proofErr w:type="spellEnd"/>
       <w:r>
         <w:rPr>
           <w:lang w:val="de-DE"/>
         </w:rPr>
-        <w:t xml:space="preserve"> </w:t>
-      </w:r>
-      <w:proofErr w:type="spellStart"/>
-      <w:r>
-        <w:rPr>
-          <w:lang w:val="de-DE"/>
-        </w:rPr>
-        <w:t>that</w:t>
-      </w:r>
-      <w:proofErr w:type="spellEnd"/>
-      <w:r>
-        <w:rPr>
-          <w:lang w:val="de-DE"/>
-        </w:rPr>
-        <w:t xml:space="preserve"> </w:t>
-      </w:r>
-      <w:proofErr w:type="spellStart"/>
-      <w:r>
-        <w:rPr>
-          <w:lang w:val="de-DE"/>
-        </w:rPr>
-        <w:t>data</w:t>
-      </w:r>
-      <w:proofErr w:type="spellEnd"/>
-      <w:r>
-        <w:rPr>
-          <w:lang w:val="de-DE"/>
-        </w:rPr>
-        <w:t xml:space="preserve"> </w:t>
-      </w:r>
-      <w:proofErr w:type="spellStart"/>
-      <w:r>
-        <w:rPr>
-          <w:lang w:val="de-DE"/>
-        </w:rPr>
-        <w:t>owners</w:t>
-      </w:r>
-      <w:proofErr w:type="spellEnd"/>
-      <w:r>
-        <w:rPr>
-          <w:lang w:val="de-DE"/>
-        </w:rPr>
-        <w:t xml:space="preserve"> </w:t>
-      </w:r>
-      <w:proofErr w:type="spellStart"/>
-      <w:r>
-        <w:rPr>
-          <w:lang w:val="de-DE"/>
-        </w:rPr>
-        <w:t>expect</w:t>
-      </w:r>
-      <w:proofErr w:type="spellEnd"/>
-      <w:r>
-        <w:rPr>
-          <w:lang w:val="de-DE"/>
-        </w:rPr>
-        <w:t xml:space="preserve"> </w:t>
-      </w:r>
-      <w:proofErr w:type="spellStart"/>
-      <w:r>
-        <w:rPr>
-          <w:lang w:val="de-DE"/>
-        </w:rPr>
-        <w:t>to</w:t>
-      </w:r>
-      <w:proofErr w:type="spellEnd"/>
-      <w:r>
-        <w:rPr>
-          <w:lang w:val="de-DE"/>
-        </w:rPr>
-        <w:t xml:space="preserve"> </w:t>
+        <w:t xml:space="preserve"> to </w:t>
       </w:r>
       <w:proofErr w:type="spellStart"/>
       <w:r>
@@ -3360,6 +3012,132 @@
         <w:rPr>
           <w:lang w:val="de-DE"/>
         </w:rPr>
+        <w:t xml:space="preserve"> in the </w:t>
+      </w:r>
+      <w:proofErr w:type="spellStart"/>
+      <w:r>
+        <w:rPr>
+          <w:lang w:val="de-DE"/>
+        </w:rPr>
+        <w:t>project</w:t>
+      </w:r>
+      <w:proofErr w:type="spellEnd"/>
+      <w:r>
+        <w:rPr>
+          <w:lang w:val="de-DE"/>
+        </w:rPr>
+        <w:t xml:space="preserve"> and will </w:t>
+      </w:r>
+      <w:proofErr w:type="spellStart"/>
+      <w:r>
+        <w:rPr>
+          <w:lang w:val="de-DE"/>
+        </w:rPr>
+        <w:t>have</w:t>
+      </w:r>
+      <w:proofErr w:type="spellEnd"/>
+      <w:r>
+        <w:rPr>
+          <w:lang w:val="de-DE"/>
+        </w:rPr>
+        <w:t xml:space="preserve"> </w:t>
+      </w:r>
+      <w:proofErr w:type="spellStart"/>
+      <w:r>
+        <w:rPr>
+          <w:lang w:val="de-DE"/>
+        </w:rPr>
+        <w:t>access</w:t>
+      </w:r>
+      <w:proofErr w:type="spellEnd"/>
+      <w:r>
+        <w:rPr>
+          <w:lang w:val="de-DE"/>
+        </w:rPr>
+        <w:t xml:space="preserve"> to the </w:t>
+      </w:r>
+      <w:proofErr w:type="spellStart"/>
+      <w:r>
+        <w:rPr>
+          <w:lang w:val="de-DE"/>
+        </w:rPr>
+        <w:t>data</w:t>
+      </w:r>
+      <w:proofErr w:type="spellEnd"/>
+      <w:r>
+        <w:rPr>
+          <w:lang w:val="de-DE"/>
+        </w:rPr>
+        <w:t xml:space="preserve"> </w:t>
+      </w:r>
+      <w:proofErr w:type="spellStart"/>
+      <w:r>
+        <w:rPr>
+          <w:lang w:val="de-DE"/>
+        </w:rPr>
+        <w:t>your</w:t>
+      </w:r>
+      <w:proofErr w:type="spellEnd"/>
+      <w:r>
+        <w:rPr>
+          <w:lang w:val="de-DE"/>
+        </w:rPr>
+        <w:t xml:space="preserve"> </w:t>
+      </w:r>
+      <w:proofErr w:type="spellStart"/>
+      <w:r>
+        <w:rPr>
+          <w:lang w:val="de-DE"/>
+        </w:rPr>
+        <w:t>are</w:t>
+      </w:r>
+      <w:proofErr w:type="spellEnd"/>
+      <w:r>
+        <w:rPr>
+          <w:lang w:val="de-DE"/>
+        </w:rPr>
+        <w:t xml:space="preserve"> </w:t>
+      </w:r>
+      <w:proofErr w:type="spellStart"/>
+      <w:r>
+        <w:rPr>
+          <w:lang w:val="de-DE"/>
+        </w:rPr>
+        <w:t>applying</w:t>
+      </w:r>
+      <w:proofErr w:type="spellEnd"/>
+      <w:r>
+        <w:rPr>
+          <w:lang w:val="de-DE"/>
+        </w:rPr>
+        <w:t xml:space="preserve"> for, </w:t>
+      </w:r>
+      <w:proofErr w:type="spellStart"/>
+      <w:r>
+        <w:rPr>
+          <w:lang w:val="de-DE"/>
+        </w:rPr>
+        <w:t>list</w:t>
+      </w:r>
+      <w:proofErr w:type="spellEnd"/>
+      <w:r>
+        <w:rPr>
+          <w:lang w:val="de-DE"/>
+        </w:rPr>
+        <w:t xml:space="preserve"> </w:t>
+      </w:r>
+      <w:proofErr w:type="spellStart"/>
+      <w:r>
+        <w:rPr>
+          <w:lang w:val="de-DE"/>
+        </w:rPr>
+        <w:t>them</w:t>
+      </w:r>
+      <w:proofErr w:type="spellEnd"/>
+      <w:r>
+        <w:rPr>
+          <w:lang w:val="de-DE"/>
+        </w:rPr>
         <w:t xml:space="preserve"> in </w:t>
       </w:r>
       <w:proofErr w:type="spellStart"/>
@@ -3367,35 +3145,63 @@
         <w:rPr>
           <w:lang w:val="de-DE"/>
         </w:rPr>
-        <w:t>the</w:t>
+        <w:t>section</w:t>
       </w:r>
       <w:proofErr w:type="spellEnd"/>
       <w:r>
         <w:rPr>
           <w:lang w:val="de-DE"/>
         </w:rPr>
+        <w:t xml:space="preserve"> 1.2 and </w:t>
+      </w:r>
+      <w:proofErr w:type="spellStart"/>
+      <w:r>
+        <w:rPr>
+          <w:lang w:val="de-DE"/>
+        </w:rPr>
+        <w:t>ensure</w:t>
+      </w:r>
+      <w:proofErr w:type="spellEnd"/>
+      <w:r>
+        <w:rPr>
+          <w:lang w:val="de-DE"/>
+        </w:rPr>
         <w:t xml:space="preserve"> </w:t>
       </w:r>
       <w:proofErr w:type="spellStart"/>
       <w:r>
         <w:rPr>
-          <w:lang w:val="de-DE"/>
-        </w:rPr>
-        <w:t>project</w:t>
+          <w:b/>
+          <w:lang w:val="de-DE"/>
+        </w:rPr>
+        <w:t>each</w:t>
       </w:r>
       <w:proofErr w:type="spellEnd"/>
       <w:r>
         <w:rPr>
           <w:lang w:val="de-DE"/>
         </w:rPr>
-        <w:t xml:space="preserve"> and will </w:t>
+        <w:t xml:space="preserve"> </w:t>
+      </w:r>
+      <w:r>
+        <w:rPr>
+          <w:b/>
+          <w:lang w:val="de-DE"/>
+        </w:rPr>
+        <w:t>additional</w:t>
+      </w:r>
+      <w:r>
+        <w:rPr>
+          <w:lang w:val="de-DE"/>
+        </w:rPr>
+        <w:t xml:space="preserve"> </w:t>
       </w:r>
       <w:proofErr w:type="spellStart"/>
       <w:r>
         <w:rPr>
           <w:lang w:val="de-DE"/>
         </w:rPr>
-        <w:t>have</w:t>
+        <w:t>team</w:t>
       </w:r>
       <w:proofErr w:type="spellEnd"/>
       <w:r>
@@ -3409,7 +3215,7 @@
         <w:rPr>
           <w:lang w:val="de-DE"/>
         </w:rPr>
-        <w:t>access</w:t>
+        <w:t>member</w:t>
       </w:r>
       <w:proofErr w:type="spellEnd"/>
       <w:r>
@@ -3423,238 +3229,14 @@
         <w:rPr>
           <w:lang w:val="de-DE"/>
         </w:rPr>
-        <w:t>to</w:t>
+        <w:t>completes</w:t>
       </w:r>
       <w:proofErr w:type="spellEnd"/>
       <w:r>
         <w:rPr>
           <w:lang w:val="de-DE"/>
         </w:rPr>
-        <w:t xml:space="preserve"> </w:t>
-      </w:r>
-      <w:proofErr w:type="spellStart"/>
-      <w:r>
-        <w:rPr>
-          <w:lang w:val="de-DE"/>
-        </w:rPr>
-        <w:t>the</w:t>
-      </w:r>
-      <w:proofErr w:type="spellEnd"/>
-      <w:r>
-        <w:rPr>
-          <w:lang w:val="de-DE"/>
-        </w:rPr>
-        <w:t xml:space="preserve"> </w:t>
-      </w:r>
-      <w:proofErr w:type="spellStart"/>
-      <w:r>
-        <w:rPr>
-          <w:lang w:val="de-DE"/>
-        </w:rPr>
-        <w:t>data</w:t>
-      </w:r>
-      <w:proofErr w:type="spellEnd"/>
-      <w:r>
-        <w:rPr>
-          <w:lang w:val="de-DE"/>
-        </w:rPr>
-        <w:t xml:space="preserve"> </w:t>
-      </w:r>
-      <w:proofErr w:type="spellStart"/>
-      <w:r>
-        <w:rPr>
-          <w:lang w:val="de-DE"/>
-        </w:rPr>
-        <w:t>your</w:t>
-      </w:r>
-      <w:proofErr w:type="spellEnd"/>
-      <w:r>
-        <w:rPr>
-          <w:lang w:val="de-DE"/>
-        </w:rPr>
-        <w:t xml:space="preserve"> </w:t>
-      </w:r>
-      <w:proofErr w:type="spellStart"/>
-      <w:r>
-        <w:rPr>
-          <w:lang w:val="de-DE"/>
-        </w:rPr>
-        <w:t>are</w:t>
-      </w:r>
-      <w:proofErr w:type="spellEnd"/>
-      <w:r>
-        <w:rPr>
-          <w:lang w:val="de-DE"/>
-        </w:rPr>
-        <w:t xml:space="preserve"> </w:t>
-      </w:r>
-      <w:proofErr w:type="spellStart"/>
-      <w:r>
-        <w:rPr>
-          <w:lang w:val="de-DE"/>
-        </w:rPr>
-        <w:t>applying</w:t>
-      </w:r>
-      <w:proofErr w:type="spellEnd"/>
-      <w:r>
-        <w:rPr>
-          <w:lang w:val="de-DE"/>
-        </w:rPr>
-        <w:t xml:space="preserve"> </w:t>
-      </w:r>
-      <w:proofErr w:type="spellStart"/>
-      <w:r>
-        <w:rPr>
-          <w:lang w:val="de-DE"/>
-        </w:rPr>
-        <w:t>for</w:t>
-      </w:r>
-      <w:proofErr w:type="spellEnd"/>
-      <w:r>
-        <w:rPr>
-          <w:lang w:val="de-DE"/>
-        </w:rPr>
-        <w:t xml:space="preserve">, </w:t>
-      </w:r>
-      <w:proofErr w:type="spellStart"/>
-      <w:r>
-        <w:rPr>
-          <w:lang w:val="de-DE"/>
-        </w:rPr>
-        <w:t>list</w:t>
-      </w:r>
-      <w:proofErr w:type="spellEnd"/>
-      <w:r>
-        <w:rPr>
-          <w:lang w:val="de-DE"/>
-        </w:rPr>
-        <w:t xml:space="preserve"> </w:t>
-      </w:r>
-      <w:proofErr w:type="spellStart"/>
-      <w:r>
-        <w:rPr>
-          <w:lang w:val="de-DE"/>
-        </w:rPr>
-        <w:t>them</w:t>
-      </w:r>
-      <w:proofErr w:type="spellEnd"/>
-      <w:r>
-        <w:rPr>
-          <w:lang w:val="de-DE"/>
-        </w:rPr>
-        <w:t xml:space="preserve"> in </w:t>
-      </w:r>
-      <w:proofErr w:type="spellStart"/>
-      <w:r>
-        <w:rPr>
-          <w:lang w:val="de-DE"/>
-        </w:rPr>
-        <w:t>section</w:t>
-      </w:r>
-      <w:proofErr w:type="spellEnd"/>
-      <w:r>
-        <w:rPr>
-          <w:lang w:val="de-DE"/>
-        </w:rPr>
-        <w:t xml:space="preserve"> 1.2 and </w:t>
-      </w:r>
-      <w:proofErr w:type="spellStart"/>
-      <w:r>
-        <w:rPr>
-          <w:lang w:val="de-DE"/>
-        </w:rPr>
-        <w:t>ensure</w:t>
-      </w:r>
-      <w:proofErr w:type="spellEnd"/>
-      <w:r>
-        <w:rPr>
-          <w:lang w:val="de-DE"/>
-        </w:rPr>
-        <w:t xml:space="preserve"> </w:t>
-      </w:r>
-      <w:proofErr w:type="spellStart"/>
-      <w:r>
-        <w:rPr>
-          <w:b/>
-          <w:lang w:val="de-DE"/>
-        </w:rPr>
-        <w:t>each</w:t>
-      </w:r>
-      <w:proofErr w:type="spellEnd"/>
-      <w:r>
-        <w:rPr>
-          <w:lang w:val="de-DE"/>
-        </w:rPr>
-        <w:t xml:space="preserve"> </w:t>
-      </w:r>
-      <w:r>
-        <w:rPr>
-          <w:b/>
-          <w:lang w:val="de-DE"/>
-        </w:rPr>
-        <w:t>additional</w:t>
-      </w:r>
-      <w:r>
-        <w:rPr>
-          <w:lang w:val="de-DE"/>
-        </w:rPr>
-        <w:t xml:space="preserve"> </w:t>
-      </w:r>
-      <w:proofErr w:type="spellStart"/>
-      <w:r>
-        <w:rPr>
-          <w:lang w:val="de-DE"/>
-        </w:rPr>
-        <w:t>team</w:t>
-      </w:r>
-      <w:proofErr w:type="spellEnd"/>
-      <w:r>
-        <w:rPr>
-          <w:lang w:val="de-DE"/>
-        </w:rPr>
-        <w:t xml:space="preserve"> </w:t>
-      </w:r>
-      <w:proofErr w:type="spellStart"/>
-      <w:r>
-        <w:rPr>
-          <w:lang w:val="de-DE"/>
-        </w:rPr>
-        <w:t>member</w:t>
-      </w:r>
-      <w:proofErr w:type="spellEnd"/>
-      <w:r>
-        <w:rPr>
-          <w:lang w:val="de-DE"/>
-        </w:rPr>
-        <w:t xml:space="preserve"> </w:t>
-      </w:r>
-      <w:proofErr w:type="spellStart"/>
-      <w:r>
-        <w:rPr>
-          <w:lang w:val="de-DE"/>
-        </w:rPr>
-        <w:t>completes</w:t>
-      </w:r>
-      <w:proofErr w:type="spellEnd"/>
-      <w:r>
-        <w:rPr>
-          <w:lang w:val="de-DE"/>
-        </w:rPr>
-        <w:t xml:space="preserve"> </w:t>
-      </w:r>
-      <w:proofErr w:type="spellStart"/>
-      <w:r>
-        <w:rPr>
-          <w:lang w:val="de-DE"/>
-        </w:rPr>
-        <w:t>the</w:t>
-      </w:r>
-      <w:proofErr w:type="spellEnd"/>
-      <w:r>
-        <w:rPr>
-          <w:lang w:val="de-DE"/>
-        </w:rPr>
-        <w:t xml:space="preserve"> Special Licence additional </w:t>
+        <w:t xml:space="preserve"> the Special Licence additional </w:t>
       </w:r>
       <w:proofErr w:type="spellStart"/>
       <w:r>
@@ -3724,60 +3306,30 @@
         <w:rPr>
           <w:lang w:val="de-DE"/>
         </w:rPr>
-        <w:t xml:space="preserve"> </w:t>
+        <w:t xml:space="preserve"> who </w:t>
+      </w:r>
+      <w:r>
+        <w:rPr>
+          <w:b/>
+          <w:lang w:val="de-DE"/>
+        </w:rPr>
+        <w:t xml:space="preserve">will </w:t>
       </w:r>
       <w:proofErr w:type="spellStart"/>
       <w:r>
         <w:rPr>
-          <w:lang w:val="de-DE"/>
-        </w:rPr>
-        <w:t>who</w:t>
+          <w:b/>
+          <w:lang w:val="de-DE"/>
+        </w:rPr>
+        <w:t>see</w:t>
       </w:r>
       <w:proofErr w:type="spellEnd"/>
       <w:r>
         <w:rPr>
-          <w:lang w:val="de-DE"/>
-        </w:rPr>
-        <w:t xml:space="preserve"> </w:t>
-      </w:r>
-      <w:r>
-        <w:rPr>
           <w:b/>
           <w:lang w:val="de-DE"/>
         </w:rPr>
-        <w:t xml:space="preserve">will </w:t>
-      </w:r>
-      <w:proofErr w:type="spellStart"/>
-      <w:r>
-        <w:rPr>
-          <w:b/>
-          <w:lang w:val="de-DE"/>
-        </w:rPr>
-        <w:t>see</w:t>
-      </w:r>
-      <w:proofErr w:type="spellEnd"/>
-      <w:r>
-        <w:rPr>
-          <w:b/>
-          <w:lang w:val="de-DE"/>
-        </w:rPr>
-        <w:t xml:space="preserve"> </w:t>
-      </w:r>
-      <w:proofErr w:type="spellStart"/>
-      <w:r>
-        <w:rPr>
-          <w:b/>
-          <w:lang w:val="de-DE"/>
-        </w:rPr>
-        <w:t>the</w:t>
-      </w:r>
-      <w:proofErr w:type="spellEnd"/>
-      <w:r>
-        <w:rPr>
-          <w:b/>
-          <w:lang w:val="de-DE"/>
-        </w:rPr>
-        <w:t xml:space="preserve"> </w:t>
+        <w:t xml:space="preserve"> the </w:t>
       </w:r>
       <w:proofErr w:type="spellStart"/>
       <w:r>
@@ -3941,6 +3493,20 @@
         <w:rPr>
           <w:lang w:val="de-DE"/>
         </w:rPr>
+        <w:t xml:space="preserve"> to </w:t>
+      </w:r>
+      <w:proofErr w:type="spellStart"/>
+      <w:r>
+        <w:rPr>
+          <w:lang w:val="de-DE"/>
+        </w:rPr>
+        <w:t>your</w:t>
+      </w:r>
+      <w:proofErr w:type="spellEnd"/>
+      <w:r>
+        <w:rPr>
+          <w:lang w:val="de-DE"/>
+        </w:rPr>
         <w:t xml:space="preserve"> </w:t>
       </w:r>
       <w:proofErr w:type="spellStart"/>
@@ -3948,7 +3514,7 @@
         <w:rPr>
           <w:lang w:val="de-DE"/>
         </w:rPr>
-        <w:t>to</w:t>
+        <w:t>studies</w:t>
       </w:r>
       <w:proofErr w:type="spellEnd"/>
       <w:r>
@@ -3976,7 +3542,7 @@
         <w:rPr>
           <w:lang w:val="de-DE"/>
         </w:rPr>
-        <w:t>studies</w:t>
+        <w:t>supervisor</w:t>
       </w:r>
       <w:proofErr w:type="spellEnd"/>
       <w:r>
@@ -3988,9 +3554,10 @@
       <w:proofErr w:type="spellStart"/>
       <w:r>
         <w:rPr>
-          <w:lang w:val="de-DE"/>
-        </w:rPr>
-        <w:t>your</w:t>
+          <w:b/>
+          <w:lang w:val="de-DE"/>
+        </w:rPr>
+        <w:t>only</w:t>
       </w:r>
       <w:proofErr w:type="spellEnd"/>
       <w:r>
@@ -4004,22 +3571,35 @@
         <w:rPr>
           <w:lang w:val="de-DE"/>
         </w:rPr>
-        <w:t>supervisor</w:t>
+        <w:t>needs</w:t>
       </w:r>
       <w:proofErr w:type="spellEnd"/>
       <w:r>
         <w:rPr>
           <w:lang w:val="de-DE"/>
         </w:rPr>
+        <w:t xml:space="preserve"> to </w:t>
+      </w:r>
+      <w:proofErr w:type="spellStart"/>
+      <w:r>
+        <w:rPr>
+          <w:lang w:val="de-DE"/>
+        </w:rPr>
+        <w:t>be</w:t>
+      </w:r>
+      <w:proofErr w:type="spellEnd"/>
+      <w:r>
+        <w:rPr>
+          <w:lang w:val="de-DE"/>
+        </w:rPr>
         <w:t xml:space="preserve"> </w:t>
       </w:r>
       <w:proofErr w:type="spellStart"/>
       <w:r>
         <w:rPr>
-          <w:b/>
-          <w:lang w:val="de-DE"/>
-        </w:rPr>
-        <w:t>only</w:t>
+          <w:lang w:val="de-DE"/>
+        </w:rPr>
+        <w:t>listed</w:t>
       </w:r>
       <w:proofErr w:type="spellEnd"/>
       <w:r>
@@ -4028,18 +3608,38 @@
         </w:rPr>
         <w:t xml:space="preserve"> </w:t>
       </w:r>
+      <w:r>
+        <w:rPr>
+          <w:lang w:val="de-DE"/>
+        </w:rPr>
+        <w:t xml:space="preserve">in </w:t>
+      </w:r>
       <w:proofErr w:type="spellStart"/>
       <w:r>
         <w:rPr>
           <w:lang w:val="de-DE"/>
         </w:rPr>
-        <w:t>needs</w:t>
+        <w:t>Section</w:t>
       </w:r>
       <w:proofErr w:type="spellEnd"/>
       <w:r>
         <w:rPr>
           <w:lang w:val="de-DE"/>
         </w:rPr>
+        <w:t xml:space="preserve"> 1.2 </w:t>
+      </w:r>
+      <w:proofErr w:type="spellStart"/>
+      <w:r>
+        <w:rPr>
+          <w:lang w:val="de-DE"/>
+        </w:rPr>
+        <w:t>if</w:t>
+      </w:r>
+      <w:proofErr w:type="spellEnd"/>
+      <w:r>
+        <w:rPr>
+          <w:lang w:val="de-DE"/>
+        </w:rPr>
         <w:t xml:space="preserve"> </w:t>
       </w:r>
       <w:proofErr w:type="spellStart"/>
@@ -4047,13 +3647,27 @@
         <w:rPr>
           <w:lang w:val="de-DE"/>
         </w:rPr>
-        <w:t>to</w:t>
+        <w:t>they</w:t>
       </w:r>
       <w:proofErr w:type="spellEnd"/>
       <w:r>
         <w:rPr>
           <w:lang w:val="de-DE"/>
         </w:rPr>
+        <w:t xml:space="preserve"> will </w:t>
+      </w:r>
+      <w:proofErr w:type="spellStart"/>
+      <w:r>
+        <w:rPr>
+          <w:lang w:val="de-DE"/>
+        </w:rPr>
+        <w:t>be</w:t>
+      </w:r>
+      <w:proofErr w:type="spellEnd"/>
+      <w:r>
+        <w:rPr>
+          <w:lang w:val="de-DE"/>
+        </w:rPr>
         <w:t xml:space="preserve"> </w:t>
       </w:r>
       <w:proofErr w:type="spellStart"/>
@@ -4061,118 +3675,14 @@
         <w:rPr>
           <w:lang w:val="de-DE"/>
         </w:rPr>
-        <w:t>be</w:t>
+        <w:t>consulting</w:t>
       </w:r>
       <w:proofErr w:type="spellEnd"/>
       <w:r>
         <w:rPr>
           <w:lang w:val="de-DE"/>
         </w:rPr>
-        <w:t xml:space="preserve"> </w:t>
-      </w:r>
-      <w:proofErr w:type="spellStart"/>
-      <w:r>
-        <w:rPr>
-          <w:lang w:val="de-DE"/>
-        </w:rPr>
-        <w:t>listed</w:t>
-      </w:r>
-      <w:proofErr w:type="spellEnd"/>
-      <w:r>
-        <w:rPr>
-          <w:lang w:val="de-DE"/>
-        </w:rPr>
-        <w:t xml:space="preserve"> </w:t>
-      </w:r>
-      <w:r>
-        <w:rPr>
-          <w:lang w:val="de-DE"/>
-        </w:rPr>
-        <w:t xml:space="preserve">in </w:t>
-      </w:r>
-      <w:proofErr w:type="spellStart"/>
-      <w:r>
-        <w:rPr>
-          <w:lang w:val="de-DE"/>
-        </w:rPr>
-        <w:t>Section</w:t>
-      </w:r>
-      <w:proofErr w:type="spellEnd"/>
-      <w:r>
-        <w:rPr>
-          <w:lang w:val="de-DE"/>
-        </w:rPr>
-        <w:t xml:space="preserve"> 1.2 </w:t>
-      </w:r>
-      <w:proofErr w:type="spellStart"/>
-      <w:r>
-        <w:rPr>
-          <w:lang w:val="de-DE"/>
-        </w:rPr>
-        <w:t>if</w:t>
-      </w:r>
-      <w:proofErr w:type="spellEnd"/>
-      <w:r>
-        <w:rPr>
-          <w:lang w:val="de-DE"/>
-        </w:rPr>
-        <w:t xml:space="preserve"> </w:t>
-      </w:r>
-      <w:proofErr w:type="spellStart"/>
-      <w:r>
-        <w:rPr>
-          <w:lang w:val="de-DE"/>
-        </w:rPr>
-        <w:t>they</w:t>
-      </w:r>
-      <w:proofErr w:type="spellEnd"/>
-      <w:r>
-        <w:rPr>
-          <w:lang w:val="de-DE"/>
-        </w:rPr>
-        <w:t xml:space="preserve"> will </w:t>
-      </w:r>
-      <w:proofErr w:type="spellStart"/>
-      <w:r>
-        <w:rPr>
-          <w:lang w:val="de-DE"/>
-        </w:rPr>
-        <w:t>be</w:t>
-      </w:r>
-      <w:proofErr w:type="spellEnd"/>
-      <w:r>
-        <w:rPr>
-          <w:lang w:val="de-DE"/>
-        </w:rPr>
-        <w:t xml:space="preserve"> </w:t>
-      </w:r>
-      <w:proofErr w:type="spellStart"/>
-      <w:r>
-        <w:rPr>
-          <w:lang w:val="de-DE"/>
-        </w:rPr>
-        <w:t>consulting</w:t>
-      </w:r>
-      <w:proofErr w:type="spellEnd"/>
-      <w:r>
-        <w:rPr>
-          <w:lang w:val="de-DE"/>
-        </w:rPr>
-        <w:t xml:space="preserve"> </w:t>
-      </w:r>
-      <w:proofErr w:type="spellStart"/>
-      <w:r>
-        <w:rPr>
-          <w:lang w:val="de-DE"/>
-        </w:rPr>
-        <w:t>the</w:t>
-      </w:r>
-      <w:proofErr w:type="spellEnd"/>
-      <w:r>
-        <w:rPr>
-          <w:lang w:val="de-DE"/>
-        </w:rPr>
-        <w:t xml:space="preserve"> </w:t>
+        <w:t xml:space="preserve"> the </w:t>
       </w:r>
       <w:proofErr w:type="spellStart"/>
       <w:r>
@@ -4474,15 +3984,10 @@
               <w:t>7</w:t>
             </w:r>
             <w:r>
-              <w:t>/0</w:t>
-            </w:r>
-            <w:r>
-              <w:rPr>
-                <w:rFonts w:hint="cs"/>
-                <w:rtl/>
-                <w:lang w:bidi="he-IL"/>
-              </w:rPr>
-              <w:t>5</w:t>
+              <w:t>/</w:t>
+            </w:r>
+            <w:r>
+              <w:t>10</w:t>
             </w:r>
             <w:r>
               <w:t>/2026</w:t>
@@ -4684,14 +4189,8 @@
           <w:p>
             <w:pPr>
               <w:pStyle w:val="BodyTextStandard"/>
-              <w:rPr>
-                <w:b/>
-              </w:rPr>
             </w:pPr>
             <w:r>
-              <w:rPr>
-                <w:b/>
-              </w:rPr>
               <w:t>First name(s)</w:t>
             </w:r>
           </w:p>
@@ -4705,7 +4204,7 @@
               <w:pStyle w:val="BodyTextStandard"/>
             </w:pPr>
             <w:r>
-              <w:t>Itay</w:t>
+              <w:t>Oren</w:t>
             </w:r>
           </w:p>
         </w:tc>
@@ -4718,14 +4217,8 @@
           <w:p>
             <w:pPr>
               <w:pStyle w:val="BodyTextStandard"/>
-              <w:rPr>
-                <w:b/>
-              </w:rPr>
             </w:pPr>
             <w:r>
-              <w:rPr>
-                <w:b/>
-              </w:rPr>
               <w:t>Surname</w:t>
             </w:r>
           </w:p>
@@ -4739,7 +4232,7 @@
               <w:pStyle w:val="BodyTextStandard"/>
             </w:pPr>
             <w:r>
-              <w:t>Saporta Eksten</w:t>
+              <w:t>Danieli</w:t>
             </w:r>
           </w:p>
         </w:tc>
@@ -4752,14 +4245,8 @@
           <w:p>
             <w:pPr>
               <w:pStyle w:val="BodyTextStandard"/>
-              <w:rPr>
-                <w:b/>
-              </w:rPr>
             </w:pPr>
             <w:r>
-              <w:rPr>
-                <w:b/>
-              </w:rPr>
               <w:t>Institution/Organisation</w:t>
             </w:r>
           </w:p>
@@ -4773,7 +4260,7 @@
               <w:pStyle w:val="BodyTextStandard"/>
             </w:pPr>
             <w:r>
-              <w:t>University of Manchester</w:t>
+              <w:t>Tel Aviv University</w:t>
             </w:r>
           </w:p>
         </w:tc>
@@ -4786,26 +4273,14 @@
           <w:p>
             <w:pPr>
               <w:pStyle w:val="BodyTextStandard"/>
-              <w:rPr>
-                <w:b/>
-              </w:rPr>
             </w:pPr>
             <w:r>
-              <w:rPr>
-                <w:b/>
-              </w:rPr>
               <w:t xml:space="preserve">Institution/Organisation </w:t>
             </w:r>
             <w:r>
-              <w:rPr>
-                <w:b/>
-              </w:rPr>
               <w:t>a</w:t>
             </w:r>
             <w:r>
-              <w:rPr>
-                <w:b/>
-              </w:rPr>
               <w:t>ddress</w:t>
             </w:r>
           </w:p>
@@ -4816,73 +4291,18 @@
           </w:tcPr>
           <w:p>
             <w:pPr>
-              <w:autoSpaceDE w:val="0"/>
-              <w:autoSpaceDN w:val="0"/>
-              <w:adjustRightInd w:val="0"/>
-              <w:spacing w:before="0" w:after="0" w:line="240" w:lineRule="auto"/>
-              <w:rPr>
-                <w:rFonts w:eastAsia="Arial Unicode MS"/>
-                <w:kern w:val="1"/>
-                <w:lang w:eastAsia="en-GB"/>
-              </w:rPr>
-            </w:pPr>
-            <w:r>
-              <w:rPr>
-                <w:rFonts w:eastAsia="Arial Unicode MS"/>
-                <w:kern w:val="1"/>
-                <w:lang w:eastAsia="en-GB"/>
-              </w:rPr>
-              <w:t>The University of Manchester</w:t>
-            </w:r>
-          </w:p>
-          <w:p>
-            <w:pPr>
-              <w:autoSpaceDE w:val="0"/>
-              <w:autoSpaceDN w:val="0"/>
-              <w:adjustRightInd w:val="0"/>
-              <w:spacing w:before="0" w:after="0" w:line="240" w:lineRule="auto"/>
-              <w:rPr>
-                <w:rFonts w:eastAsia="Arial Unicode MS"/>
-                <w:kern w:val="1"/>
-                <w:lang w:eastAsia="en-GB"/>
-              </w:rPr>
-            </w:pPr>
-            <w:r>
-              <w:rPr>
-                <w:rFonts w:eastAsia="Arial Unicode MS"/>
-                <w:kern w:val="1"/>
-                <w:lang w:eastAsia="en-GB"/>
-              </w:rPr>
-              <w:t>Oxford Road</w:t>
-            </w:r>
-          </w:p>
-          <w:p>
-            <w:pPr>
-              <w:autoSpaceDE w:val="0"/>
-              <w:autoSpaceDN w:val="0"/>
-              <w:adjustRightInd w:val="0"/>
-              <w:spacing w:before="0" w:after="0" w:line="240" w:lineRule="auto"/>
-              <w:rPr>
-                <w:rFonts w:eastAsia="Arial Unicode MS"/>
-                <w:kern w:val="1"/>
-                <w:lang w:eastAsia="en-GB"/>
-              </w:rPr>
-            </w:pPr>
-            <w:r>
-              <w:rPr>
-                <w:rFonts w:eastAsia="Arial Unicode MS"/>
-                <w:kern w:val="1"/>
-                <w:lang w:eastAsia="en-GB"/>
-              </w:rPr>
-              <w:t>Manchester</w:t>
-            </w:r>
-          </w:p>
-          <w:p>
-            <w:pPr>
               <w:pStyle w:val="BodyTextStandard"/>
             </w:pPr>
             <w:r>
-              <w:t>M13 9PL</w:t>
+              <w:t>Tel Aviv University</w:t>
+            </w:r>
+            <w:r>
+              <w:br/>
+              <w:t>Ramat Aviv</w:t>
+            </w:r>
+            <w:r>
+              <w:br/>
+              <w:t>Israel</w:t>
             </w:r>
           </w:p>
         </w:tc>
@@ -4895,20 +4315,11 @@
           <w:p>
             <w:pPr>
               <w:pStyle w:val="BodyTextStandard"/>
-              <w:rPr>
-                <w:b/>
-              </w:rPr>
             </w:pPr>
             <w:r>
-              <w:rPr>
-                <w:b/>
-              </w:rPr>
               <w:t>Telephone n</w:t>
             </w:r>
             <w:r>
-              <w:rPr>
-                <w:b/>
-              </w:rPr>
               <w:t>umber</w:t>
             </w:r>
           </w:p>
@@ -4920,9 +4331,14 @@
           <w:p>
             <w:pPr>
               <w:pStyle w:val="BodyTextStandard"/>
+              <w:rPr>
+                <w:rFonts w:hint="cs"/>
+                <w:rtl/>
+                <w:lang w:val="en-US" w:bidi="he-IL"/>
+              </w:rPr>
             </w:pPr>
             <w:r>
-              <w:t>07707784380</w:t>
+              <w:t>+1-857-919-5499</w:t>
             </w:r>
           </w:p>
         </w:tc>
@@ -4935,29 +4351,17 @@
           <w:p>
             <w:pPr>
               <w:pStyle w:val="BodyTextStandard"/>
-              <w:rPr>
-                <w:b/>
-              </w:rPr>
             </w:pPr>
             <w:r>
-              <w:rPr>
-                <w:b/>
-              </w:rPr>
-              <w:lastRenderedPageBreak/>
               <w:t xml:space="preserve">Email </w:t>
             </w:r>
           </w:p>
           <w:p>
             <w:pPr>
               <w:pStyle w:val="BodyTextStandard"/>
-              <w:rPr>
-                <w:i/>
-              </w:rPr>
             </w:pPr>
             <w:r>
-              <w:rPr>
-                <w:i/>
-              </w:rPr>
+              <w:lastRenderedPageBreak/>
               <w:t>This must be the email address associated with your UK Data Service user account</w:t>
             </w:r>
           </w:p>
@@ -4970,9 +4374,17 @@
             <w:pPr>
               <w:pStyle w:val="BodyTextStandard"/>
             </w:pPr>
-            <w:r>
-              <w:t>itay.saportaeksten@manchester.ac.uk</w:t>
-            </w:r>
+            <w:hyperlink r:id="rId12" w:history="1">
+              <w:r>
+                <w:rPr>
+                  <w:rStyle w:val="Hyperlink"/>
+                  <w:rFonts w:eastAsiaTheme="minorHAnsi"/>
+                  <w:kern w:val="0"/>
+                  <w:lang w:eastAsia="en-US"/>
+                </w:rPr>
+                <w:t>orendanieli@tauex.tau.ac.il</w:t>
+              </w:r>
+            </w:hyperlink>
           </w:p>
         </w:tc>
       </w:tr>
@@ -4984,14 +4396,8 @@
           <w:p>
             <w:pPr>
               <w:pStyle w:val="BodyTextStandard"/>
-              <w:rPr>
-                <w:b/>
-              </w:rPr>
             </w:pPr>
             <w:r>
-              <w:rPr>
-                <w:b/>
-              </w:rPr>
               <w:t xml:space="preserve">Location of access </w:t>
             </w:r>
           </w:p>
@@ -4999,13 +4405,11 @@
             <w:pPr>
               <w:pStyle w:val="BodyTextStandard"/>
               <w:rPr>
-                <w:i/>
                 <w:snapToGrid w:val="0"/>
               </w:rPr>
             </w:pPr>
             <w:r>
               <w:rPr>
-                <w:i/>
                 <w:snapToGrid w:val="0"/>
               </w:rPr>
               <w:t>Please state the site of access for the project lead. Include the address of where the data will be hosted and stored, including your organisation/institution name</w:t>
@@ -5223,15 +4627,9 @@
           <w:p>
             <w:pPr>
               <w:pStyle w:val="BodyTextStandard"/>
-              <w:rPr>
-                <w:b/>
-              </w:rPr>
             </w:pPr>
             <w:bookmarkStart w:id="15" w:name="_Toc129690084"/>
             <w:r>
-              <w:rPr>
-                <w:b/>
-              </w:rPr>
               <w:lastRenderedPageBreak/>
               <w:t>Measures in place to protect the data</w:t>
             </w:r>
@@ -5240,23 +4638,14 @@
           <w:p>
             <w:pPr>
               <w:pStyle w:val="BodyTextStandard"/>
-              <w:rPr>
-                <w:i/>
-              </w:rPr>
             </w:pPr>
             <w:r>
-              <w:rPr>
-                <w:i/>
-              </w:rPr>
               <w:t>Refer to section 4</w:t>
             </w:r>
             <w:r>
-              <w:rPr>
-                <w:i/>
-              </w:rPr>
               <w:t xml:space="preserve">.1.1 (on page 8) of the </w:t>
             </w:r>
-            <w:hyperlink r:id="rId12" w:history="1">
+            <w:hyperlink r:id="rId13" w:history="1">
               <w:r>
                 <w:rPr>
                   <w:rStyle w:val="Hyperlink"/>
@@ -5266,15 +4655,9 @@
               </w:r>
             </w:hyperlink>
             <w:r>
-              <w:rPr>
-                <w:i/>
-              </w:rPr>
               <w:t xml:space="preserve"> when completing this section.</w:t>
             </w:r>
             <w:r>
-              <w:rPr>
-                <w:i/>
-              </w:rPr>
               <w:t xml:space="preserve"> </w:t>
             </w:r>
           </w:p>
@@ -5358,7 +4741,7 @@
       <w:r>
         <w:t xml:space="preserve"> Home working access is available for some Special Licence data, see </w:t>
       </w:r>
-      <w:hyperlink r:id="rId13" w:history="1">
+      <w:hyperlink r:id="rId14" w:history="1">
         <w:r>
           <w:rPr>
             <w:rStyle w:val="Hyperlink"/>
@@ -5413,15 +4796,7 @@
         <w:t xml:space="preserve">and email address </w:t>
       </w:r>
       <w:r>
-        <w:t xml:space="preserve">of all </w:t>
-      </w:r>
-      <w:proofErr w:type="gramStart"/>
-      <w:r>
-        <w:t>member</w:t>
-      </w:r>
-      <w:proofErr w:type="gramEnd"/>
-      <w:r>
-        <w:t xml:space="preserve">(s) of your research team who </w:t>
+        <w:t xml:space="preserve">of all member(s) of your research team who </w:t>
       </w:r>
       <w:r>
         <w:rPr>
@@ -5453,7 +4828,7 @@
       <w:r>
         <w:t xml:space="preserve">All researchers listed below should be invited to the project on the </w:t>
       </w:r>
-      <w:hyperlink r:id="rId14" w:history="1">
+      <w:hyperlink r:id="rId15" w:history="1">
         <w:r>
           <w:rPr>
             <w:rStyle w:val="Hyperlink"/>
@@ -5707,23 +5082,7 @@
         <w:pStyle w:val="BodyTextStandard"/>
       </w:pPr>
       <w:r>
-        <w:t xml:space="preserve">The information you provide here will be used by the data owner to </w:t>
-      </w:r>
-      <w:proofErr w:type="gramStart"/>
-      <w:r>
-        <w:t>make a decision</w:t>
-      </w:r>
-      <w:proofErr w:type="gramEnd"/>
-      <w:r>
-        <w:t xml:space="preserve"> about </w:t>
-      </w:r>
-      <w:proofErr w:type="gramStart"/>
-      <w:r>
-        <w:t>whether or not</w:t>
-      </w:r>
-      <w:proofErr w:type="gramEnd"/>
-      <w:r>
-        <w:t xml:space="preserve"> to approve your application to use this data. </w:t>
+        <w:t xml:space="preserve">The information you provide here will be used by the data owner to make a decision about whether or not to approve your application to use this data. </w:t>
       </w:r>
     </w:p>
     <w:p>
@@ -5895,21 +5254,7 @@
               <w:rPr>
                 <w:sz w:val="20"/>
               </w:rPr>
-              <w:t xml:space="preserve">This project studies whether COVID-induced changes in mothers' and </w:t>
-            </w:r>
-            <w:proofErr w:type="gramStart"/>
-            <w:r>
-              <w:rPr>
-                <w:sz w:val="20"/>
-              </w:rPr>
-              <w:t>fathers'</w:t>
-            </w:r>
-            <w:proofErr w:type="gramEnd"/>
-            <w:r>
-              <w:rPr>
-                <w:sz w:val="20"/>
-              </w:rPr>
-              <w:t xml:space="preserve"> paid-work location and availability altered the division of unpaid work within couples, and whether any changes persisted after the acute pandemic period. The pandemic created sharp, externally driven variation across households: some parents continued working outside the home as key workers, some shifted to home working, and others faced shutdowns or furlough. Because these shocks depended strongly on pre-pandemic industry, occupation and local restrictions, they provide a credible setting for studying causal effects on household labour allocation.</w:t>
+              <w:t>This project studies whether COVID-induced changes in mothers' and fathers' paid-work location and availability altered the division of unpaid work within couples, and whether any changes persisted after the acute pandemic period. The pandemic created sharp, externally driven variation across households: some parents continued working outside the home as key workers, some shifted to home working, and others faced shutdowns or furlough. Because these shocks depended strongly on pre-pandemic industry, occupation and local restrictions, they provide a credible setting for studying causal effects on household labour allocation.</w:t>
             </w:r>
           </w:p>
           <w:p>
@@ -6074,21 +5419,7 @@
               <w:rPr>
                 <w:sz w:val="20"/>
               </w:rPr>
-              <w:t xml:space="preserve">labour market, childcare and family outcomes </w:t>
-            </w:r>
-            <w:proofErr w:type="gramStart"/>
-            <w:r>
-              <w:rPr>
-                <w:sz w:val="20"/>
-              </w:rPr>
-              <w:t>such as:</w:t>
-            </w:r>
-            <w:proofErr w:type="gramEnd"/>
-            <w:r>
-              <w:rPr>
-                <w:sz w:val="20"/>
-              </w:rPr>
-              <w:t xml:space="preserve"> </w:t>
+              <w:t xml:space="preserve">labour market, childcare and family outcomes such as: </w:t>
             </w:r>
             <w:r>
               <w:rPr>
@@ -8400,21 +7731,7 @@
               <w:rPr>
                 <w:sz w:val="20"/>
               </w:rPr>
-              <w:t xml:space="preserve">Local Authority District identifiers are required to assign households to time-varying local COVID restrictions. These restrictions are central to the empirical design for two reasons. First, they measure direct constraints on childcare and work, such as school closures, workplace restrictions and lockdown intensity. Second, they create additional quasi-experimental variation in the relevance of pre-pandemic industry and occupation. A parent in an occupation that can be done remotely is more likely to work from home when restrictions are binding; a parent in a shutdown sector is more likely to experience reduced work when local restrictions close that activity; and school closures increase the household value of a parent being physically at home. Region-level geography is too coarse for this purpose because restrictions varied across local areas and over time. Region is the finest geography released under the standard End User Licence; Local Authority District identifiers are available only under the Special </w:t>
-            </w:r>
-            <w:proofErr w:type="gramStart"/>
-            <w:r>
-              <w:rPr>
-                <w:sz w:val="20"/>
-              </w:rPr>
-              <w:t>Licence, and</w:t>
-            </w:r>
-            <w:proofErr w:type="gramEnd"/>
-            <w:r>
-              <w:rPr>
-                <w:sz w:val="20"/>
-              </w:rPr>
-              <w:t xml:space="preserve"> are therefore essential to this part of the design.</w:t>
+              <w:t>Local Authority District identifiers are required to assign households to time-varying local COVID restrictions. These restrictions are central to the empirical design for two reasons. First, they measure direct constraints on childcare and work, such as school closures, workplace restrictions and lockdown intensity. Second, they create additional quasi-experimental variation in the relevance of pre-pandemic industry and occupation. A parent in an occupation that can be done remotely is more likely to work from home when restrictions are binding; a parent in a shutdown sector is more likely to experience reduced work when local restrictions close that activity; and school closures increase the household value of a parent being physically at home. Region-level geography is too coarse for this purpose because restrictions varied across local areas and over time. Region is the finest geography released under the standard End User Licence; Local Authority District identifiers are available only under the Special Licence, and are therefore essential to this part of the design.</w:t>
             </w:r>
           </w:p>
           <w:p>
@@ -8456,21 +7773,7 @@
                 <w:sz w:val="20"/>
               </w:rPr>
               <w:lastRenderedPageBreak/>
-              <w:t xml:space="preserve">broad groups that coarser classifications cannot capture, as essential and non-essential retail, or frontline and administrative healthcare roles, share the same broad category but faced very different obligations to attend work. Broader groupings would misclassify workers into the wrong treatment category, contaminating the comparison and biasing estimate. The standard End User Licence releases industry and occupation only at a coarse level, which would collapse these policy-relevant distinctions; the full detailed SIC and SOC codes are available only under the Special </w:t>
-            </w:r>
-            <w:proofErr w:type="gramStart"/>
-            <w:r>
-              <w:rPr>
-                <w:sz w:val="20"/>
-              </w:rPr>
-              <w:t>Licence, and</w:t>
-            </w:r>
-            <w:proofErr w:type="gramEnd"/>
-            <w:r>
-              <w:rPr>
-                <w:sz w:val="20"/>
-              </w:rPr>
-              <w:t xml:space="preserve"> are therefore essential to the exposure indicators underlying the design.</w:t>
+              <w:t>broad groups that coarser classifications cannot capture, as essential and non-essential retail, or frontline and administrative healthcare roles, share the same broad category but faced very different obligations to attend work. Broader groupings would misclassify workers into the wrong treatment category, contaminating the comparison and biasing estimate. The standard End User Licence releases industry and occupation only at a coarse level, which would collapse these policy-relevant distinctions; the full detailed SIC and SOC codes are available only under the Special Licence, and are therefore essential to the exposure indicators underlying the design.</w:t>
             </w:r>
           </w:p>
           <w:p>
@@ -8686,7 +7989,7 @@
       <w:r>
         <w:t xml:space="preserve">only need to detail Special Licence studies required (data subject to the Special Licence user agreement). For example: </w:t>
       </w:r>
-      <w:hyperlink r:id="rId15" w:history="1">
+      <w:hyperlink r:id="rId16" w:history="1">
         <w:r>
           <w:rPr>
             <w:rStyle w:val="Hyperlink"/>
@@ -8854,7 +8157,7 @@
       <w:r>
         <w:t xml:space="preserve">the </w:t>
       </w:r>
-      <w:hyperlink r:id="rId16" w:history="1">
+      <w:hyperlink r:id="rId17" w:history="1">
         <w:r>
           <w:rPr>
             <w:rStyle w:val="Hyperlink"/>
@@ -8901,15 +8204,7 @@
             </w:pPr>
             <w:r>
               <w:lastRenderedPageBreak/>
-              <w:t xml:space="preserve">This project requires access to the Special Licence version of Understanding Society </w:t>
-            </w:r>
-            <w:proofErr w:type="gramStart"/>
-            <w:r>
-              <w:t>in order to</w:t>
-            </w:r>
-            <w:proofErr w:type="gramEnd"/>
-            <w:r>
-              <w:t xml:space="preserve"> obtain detailed industry and occupation identifiers for both partners within households. The empirical design relies on constructing measures of exposure to COVID-19 sectoral restrictions at the industry–occupation level, including classification into sectors subject to shutdowns, essential/key worker sectors requiring work outside the home, and occupations with the capacity to transition to remote work.</w:t>
+              <w:t>This project requires access to the Special Licence version of Understanding Society in order to obtain detailed industry and occupation identifiers for both partners within households. The empirical design relies on constructing measures of exposure to COVID-19 sectoral restrictions at the industry–occupation level, including classification into sectors subject to shutdowns, essential/key worker sectors requiring work outside the home, and occupations with the capacity to transition to remote work.</w:t>
             </w:r>
           </w:p>
           <w:p>
@@ -9128,29 +8423,13 @@
         <w:t>the products/outputs that will be produced from your use of the data</w:t>
       </w:r>
       <w:r>
-        <w:t xml:space="preserve">. This might include things </w:t>
-      </w:r>
-      <w:proofErr w:type="gramStart"/>
-      <w:r>
-        <w:t>like:</w:t>
-      </w:r>
-      <w:proofErr w:type="gramEnd"/>
-      <w:r>
-        <w:t xml:space="preserve"> </w:t>
+        <w:t xml:space="preserve">. This might include things like: </w:t>
       </w:r>
       <w:r>
         <w:t xml:space="preserve">analysis, reports, tables, </w:t>
       </w:r>
       <w:r>
-        <w:t xml:space="preserve">journal articles, books, chapters, blog posts or theses. If applicable, please describe the impact and public benefit which you expect will occur </w:t>
-      </w:r>
-      <w:proofErr w:type="gramStart"/>
-      <w:r>
-        <w:t>as a result of</w:t>
-      </w:r>
-      <w:proofErr w:type="gramEnd"/>
-      <w:r>
-        <w:t xml:space="preserve"> your use of the data. </w:t>
+        <w:t xml:space="preserve">journal articles, books, chapters, blog posts or theses. If applicable, please describe the impact and public benefit which you expect will occur as a result of your use of the data. </w:t>
       </w:r>
     </w:p>
     <w:tbl>
@@ -9253,7 +8532,7 @@
       <w:r>
         <w:t xml:space="preserve">Methods and standards specified in the </w:t>
       </w:r>
-      <w:hyperlink r:id="rId17" w:history="1">
+      <w:hyperlink r:id="rId18" w:history="1">
         <w:r>
           <w:rPr>
             <w:rStyle w:val="Hyperlink"/>
@@ -9264,7 +8543,7 @@
       <w:r>
         <w:t xml:space="preserve"> and </w:t>
       </w:r>
-      <w:hyperlink r:id="rId18" w:history="1">
+      <w:hyperlink r:id="rId19" w:history="1">
         <w:r>
           <w:rPr>
             <w:rStyle w:val="Hyperlink"/>
@@ -9452,7 +8731,7 @@
           <w:szCs w:val="36"/>
         </w:rPr>
       </w:pPr>
-      <w:hyperlink r:id="rId19" w:history="1">
+      <w:hyperlink r:id="rId20" w:history="1">
         <w:r>
           <w:rPr>
             <w:rStyle w:val="Hyperlink"/>
@@ -9483,7 +8762,7 @@
           </w14:textFill>
         </w:rPr>
       </w:pPr>
-      <w:hyperlink r:id="rId20" w:history="1">
+      <w:hyperlink r:id="rId21" w:history="1">
         <w:r>
           <w:rPr>
             <w:rStyle w:val="Hyperlink"/>
@@ -9522,11 +8801,11 @@
       </w:r>
     </w:p>
     <w:sectPr>
-      <w:headerReference w:type="default" r:id="rId21"/>
-      <w:footerReference w:type="even" r:id="rId22"/>
-      <w:footerReference w:type="default" r:id="rId23"/>
-      <w:headerReference w:type="first" r:id="rId24"/>
-      <w:footerReference w:type="first" r:id="rId25"/>
+      <w:headerReference w:type="default" r:id="rId22"/>
+      <w:footerReference w:type="even" r:id="rId23"/>
+      <w:footerReference w:type="default" r:id="rId24"/>
+      <w:headerReference w:type="first" r:id="rId25"/>
+      <w:footerReference w:type="first" r:id="rId26"/>
       <w:pgSz w:w="11901" w:h="16817"/>
       <w:pgMar w:top="1974" w:right="1134" w:bottom="1134" w:left="1134" w:header="22" w:footer="506" w:gutter="0"/>
       <w:pgNumType w:start="1"/>
@@ -9539,7 +8818,7 @@
 </file>
 
 <file path=word/endnotes.xml><?xml version="1.0" encoding="utf-8"?>
-<w:endnotes xmlns:wpc="http://schemas.microsoft.com/office/word/2010/wordprocessingCanvas" xmlns:cx="http://schemas.microsoft.com/office/drawing/2014/chartex" xmlns:cx1="http://schemas.microsoft.com/office/drawing/2015/9/8/chartex" xmlns:cx2="http://schemas.microsoft.com/office/drawing/2015/10/21/chartex" xmlns:cx3="http://schemas.microsoft.com/office/drawing/2016/5/9/chartex" xmlns:cx4="http://schemas.microsoft.com/office/drawing/2016/5/10/chartex" xmlns:cx5="http://schemas.microsoft.com/office/drawing/2016/5/11/chartex" xmlns:cx6="http://schemas.microsoft.com/office/drawing/2016/5/12/chartex" xmlns:cx7="http://schemas.microsoft.com/office/drawing/2016/5/13/chartex" xmlns:cx8="http://schemas.microsoft.com/office/drawing/2016/5/14/chartex" xmlns:mc="http://schemas.openxmlformats.org/markup-compatibility/2006" xmlns:aink="http://schemas.microsoft.com/office/drawing/2016/ink" xmlns:am3d="http://schemas.microsoft.com/office/drawing/2017/model3d" xmlns:o="urn:schemas-microsoft-com:office:office" xmlns:oel="http://schemas.microsoft.com/office/2019/extlst" xmlns:r="http://schemas.openxmlformats.org/officeDocument/2006/relationships" xmlns:m="http://schemas.openxmlformats.org/officeDocument/2006/math" xmlns:v="urn:schemas-microsoft-com:vml" xmlns:wp14="http://schemas.microsoft.com/office/word/2010/wordprocessingDrawing" xmlns:wp="http://schemas.openxmlformats.org/drawingml/2006/wordprocessingDrawing" xmlns:w10="urn:schemas-microsoft-com:office:word" xmlns:w="http://schemas.openxmlformats.org/wordprocessingml/2006/main" xmlns:w14="http://schemas.microsoft.com/office/word/2010/wordml" xmlns:w15="http://schemas.microsoft.com/office/word/2012/wordml" xmlns:w16cex="http://schemas.microsoft.com/office/word/2018/wordml/cex" xmlns:w16cid="http://schemas.microsoft.com/office/word/2016/wordml/cid" xmlns:w16="http://schemas.microsoft.com/office/word/2018/wordml" xmlns:w16du="http://schemas.microsoft.com/office/word/2023/wordml/word16du" xmlns:w16sdtdh="http://schemas.microsoft.com/office/word/2020/wordml/sdtdatahash" xmlns:w16sdtfl="http://schemas.microsoft.com/office/word/2024/wordml/sdtformatlock" xmlns:w16se="http://schemas.microsoft.com/office/word/2015/wordml/symex" xmlns:wpg="http://schemas.microsoft.com/office/word/2010/wordprocessingGroup" xmlns:wpi="http://schemas.microsoft.com/office/word/2010/wordprocessingInk" xmlns:wne="http://schemas.microsoft.com/office/word/2006/wordml" xmlns:wps="http://schemas.microsoft.com/office/word/2010/wordprocessingShape" mc:Ignorable="w14 w15 w16se w16cid w16 w16cex w16sdtdh w16sdtfl w16du wp14">
+<w:endnotes xmlns:wpc="http://schemas.microsoft.com/office/word/2010/wordprocessingCanvas" xmlns:cx="http://schemas.microsoft.com/office/drawing/2014/chartex" xmlns:cx1="http://schemas.microsoft.com/office/drawing/2015/9/8/chartex" xmlns:cx2="http://schemas.microsoft.com/office/drawing/2015/10/21/chartex" xmlns:cx3="http://schemas.microsoft.com/office/drawing/2016/5/9/chartex" xmlns:cx4="http://schemas.microsoft.com/office/drawing/2016/5/10/chartex" xmlns:cx5="http://schemas.microsoft.com/office/drawing/2016/5/11/chartex" xmlns:cx6="http://schemas.microsoft.com/office/drawing/2016/5/12/chartex" xmlns:cx7="http://schemas.microsoft.com/office/drawing/2016/5/13/chartex" xmlns:cx8="http://schemas.microsoft.com/office/drawing/2016/5/14/chartex" xmlns:mc="http://schemas.openxmlformats.org/markup-compatibility/2006" xmlns:m="http://schemas.openxmlformats.org/officeDocument/2006/math" xmlns:aink="http://schemas.microsoft.com/office/drawing/2016/ink" xmlns:am3d="http://schemas.microsoft.com/office/drawing/2017/model3d" xmlns:oel="http://schemas.microsoft.com/office/2019/extlst" xmlns:r="http://schemas.openxmlformats.org/officeDocument/2006/relationships" xmlns:wp14="http://schemas.microsoft.com/office/word/2010/wordprocessingDrawing" xmlns:wp="http://schemas.openxmlformats.org/drawingml/2006/wordprocessingDrawing" xmlns:wpg="http://schemas.microsoft.com/office/word/2010/wordprocessingGroup" xmlns:wpi="http://schemas.microsoft.com/office/word/2010/wordprocessingInk" xmlns:wps="http://schemas.microsoft.com/office/word/2010/wordprocessingShape" xmlns:o="urn:schemas-microsoft-com:office:office" xmlns:v="urn:schemas-microsoft-com:vml" xmlns:w10="urn:schemas-microsoft-com:office:word" xmlns:w="http://schemas.openxmlformats.org/wordprocessingml/2006/main" xmlns:w14="http://schemas.microsoft.com/office/word/2010/wordml" xmlns:w15="http://schemas.microsoft.com/office/word/2012/wordml" xmlns:w16cex="http://schemas.microsoft.com/office/word/2018/wordml/cex" xmlns:w16cid="http://schemas.microsoft.com/office/word/2016/wordml/cid" xmlns:w16="http://schemas.microsoft.com/office/word/2018/wordml" xmlns:w16sdtdh="http://schemas.microsoft.com/office/word/2020/wordml/sdtdatahash" xmlns:w16sdtfl="http://schemas.microsoft.com/office/word/2024/wordml/sdtformatlock" xmlns:w16se="http://schemas.microsoft.com/office/word/2015/wordml/symex" xmlns:w16du="http://schemas.microsoft.com/office/word/2023/wordml/word16du" xmlns:wne="http://schemas.microsoft.com/office/word/2006/wordml" mc:Ignorable="w14 w15 w16se w16cid w16 w16cex w16sdtdh w16sdtfl w16du wp14">
   <w:endnote w:type="separator" w:id="-1">
     <w:p>
       <w:r>
@@ -9560,7 +8839,7 @@
 </file>
 
 <file path=word/footer1.xml><?xml version="1.0" encoding="utf-8"?>
-<w:ftr xmlns:wpc="http://schemas.microsoft.com/office/word/2010/wordprocessingCanvas" xmlns:cx="http://schemas.microsoft.com/office/drawing/2014/chartex" xmlns:cx1="http://schemas.microsoft.com/office/drawing/2015/9/8/chartex" xmlns:cx2="http://schemas.microsoft.com/office/drawing/2015/10/21/chartex" xmlns:cx3="http://schemas.microsoft.com/office/drawing/2016/5/9/chartex" xmlns:cx4="http://schemas.microsoft.com/office/drawing/2016/5/10/chartex" xmlns:cx5="http://schemas.microsoft.com/office/drawing/2016/5/11/chartex" xmlns:cx6="http://schemas.microsoft.com/office/drawing/2016/5/12/chartex" xmlns:cx7="http://schemas.microsoft.com/office/drawing/2016/5/13/chartex" xmlns:cx8="http://schemas.microsoft.com/office/drawing/2016/5/14/chartex" xmlns:mc="http://schemas.openxmlformats.org/markup-compatibility/2006" xmlns:aink="http://schemas.microsoft.com/office/drawing/2016/ink" xmlns:am3d="http://schemas.microsoft.com/office/drawing/2017/model3d" xmlns:o="urn:schemas-microsoft-com:office:office" xmlns:oel="http://schemas.microsoft.com/office/2019/extlst" xmlns:r="http://schemas.openxmlformats.org/officeDocument/2006/relationships" xmlns:m="http://schemas.openxmlformats.org/officeDocument/2006/math" xmlns:v="urn:schemas-microsoft-com:vml" xmlns:wp14="http://schemas.microsoft.com/office/word/2010/wordprocessingDrawing" xmlns:wp="http://schemas.openxmlformats.org/drawingml/2006/wordprocessingDrawing" xmlns:w10="urn:schemas-microsoft-com:office:word" xmlns:w="http://schemas.openxmlformats.org/wordprocessingml/2006/main" xmlns:w14="http://schemas.microsoft.com/office/word/2010/wordml" xmlns:w15="http://schemas.microsoft.com/office/word/2012/wordml" xmlns:w16cex="http://schemas.microsoft.com/office/word/2018/wordml/cex" xmlns:w16cid="http://schemas.microsoft.com/office/word/2016/wordml/cid" xmlns:w16="http://schemas.microsoft.com/office/word/2018/wordml" xmlns:w16du="http://schemas.microsoft.com/office/word/2023/wordml/word16du" xmlns:w16sdtdh="http://schemas.microsoft.com/office/word/2020/wordml/sdtdatahash" xmlns:w16sdtfl="http://schemas.microsoft.com/office/word/2024/wordml/sdtformatlock" xmlns:w16se="http://schemas.microsoft.com/office/word/2015/wordml/symex" xmlns:wpg="http://schemas.microsoft.com/office/word/2010/wordprocessingGroup" xmlns:wpi="http://schemas.microsoft.com/office/word/2010/wordprocessingInk" xmlns:wne="http://schemas.microsoft.com/office/word/2006/wordml" xmlns:wps="http://schemas.microsoft.com/office/word/2010/wordprocessingShape" mc:Ignorable="w14 w15 w16se w16cid w16 w16cex w16sdtdh w16sdtfl w16du wp14">
+<w:ftr xmlns:wpc="http://schemas.microsoft.com/office/word/2010/wordprocessingCanvas" xmlns:cx="http://schemas.microsoft.com/office/drawing/2014/chartex" xmlns:cx1="http://schemas.microsoft.com/office/drawing/2015/9/8/chartex" xmlns:cx2="http://schemas.microsoft.com/office/drawing/2015/10/21/chartex" xmlns:cx3="http://schemas.microsoft.com/office/drawing/2016/5/9/chartex" xmlns:cx4="http://schemas.microsoft.com/office/drawing/2016/5/10/chartex" xmlns:cx5="http://schemas.microsoft.com/office/drawing/2016/5/11/chartex" xmlns:cx6="http://schemas.microsoft.com/office/drawing/2016/5/12/chartex" xmlns:cx7="http://schemas.microsoft.com/office/drawing/2016/5/13/chartex" xmlns:cx8="http://schemas.microsoft.com/office/drawing/2016/5/14/chartex" xmlns:mc="http://schemas.openxmlformats.org/markup-compatibility/2006" xmlns:m="http://schemas.openxmlformats.org/officeDocument/2006/math" xmlns:aink="http://schemas.microsoft.com/office/drawing/2016/ink" xmlns:am3d="http://schemas.microsoft.com/office/drawing/2017/model3d" xmlns:oel="http://schemas.microsoft.com/office/2019/extlst" xmlns:r="http://schemas.openxmlformats.org/officeDocument/2006/relationships" xmlns:wp14="http://schemas.microsoft.com/office/word/2010/wordprocessingDrawing" xmlns:wp="http://schemas.openxmlformats.org/drawingml/2006/wordprocessingDrawing" xmlns:wpg="http://schemas.microsoft.com/office/word/2010/wordprocessingGroup" xmlns:wpi="http://schemas.microsoft.com/office/word/2010/wordprocessingInk" xmlns:wps="http://schemas.microsoft.com/office/word/2010/wordprocessingShape" xmlns:o="urn:schemas-microsoft-com:office:office" xmlns:v="urn:schemas-microsoft-com:vml" xmlns:w10="urn:schemas-microsoft-com:office:word" xmlns:w="http://schemas.openxmlformats.org/wordprocessingml/2006/main" xmlns:w14="http://schemas.microsoft.com/office/word/2010/wordml" xmlns:w15="http://schemas.microsoft.com/office/word/2012/wordml" xmlns:w16cex="http://schemas.microsoft.com/office/word/2018/wordml/cex" xmlns:w16cid="http://schemas.microsoft.com/office/word/2016/wordml/cid" xmlns:w16="http://schemas.microsoft.com/office/word/2018/wordml" xmlns:w16sdtdh="http://schemas.microsoft.com/office/word/2020/wordml/sdtdatahash" xmlns:w16sdtfl="http://schemas.microsoft.com/office/word/2024/wordml/sdtformatlock" xmlns:w16se="http://schemas.microsoft.com/office/word/2015/wordml/symex" xmlns:w16du="http://schemas.microsoft.com/office/word/2023/wordml/word16du" xmlns:wne="http://schemas.microsoft.com/office/word/2006/wordml" mc:Ignorable="w14 w15 w16se w16cid w16 w16cex w16sdtdh w16sdtfl w16du wp14">
   <w:sdt>
     <w:sdtPr>
       <w:rPr>
@@ -9621,7 +8900,7 @@
 </file>
 
 <file path=word/footer2.xml><?xml version="1.0" encoding="utf-8"?>
-<w:ftr xmlns:wpc="http://schemas.microsoft.com/office/word/2010/wordprocessingCanvas" xmlns:cx="http://schemas.microsoft.com/office/drawing/2014/chartex" xmlns:cx1="http://schemas.microsoft.com/office/drawing/2015/9/8/chartex" xmlns:cx2="http://schemas.microsoft.com/office/drawing/2015/10/21/chartex" xmlns:cx3="http://schemas.microsoft.com/office/drawing/2016/5/9/chartex" xmlns:cx4="http://schemas.microsoft.com/office/drawing/2016/5/10/chartex" xmlns:cx5="http://schemas.microsoft.com/office/drawing/2016/5/11/chartex" xmlns:cx6="http://schemas.microsoft.com/office/drawing/2016/5/12/chartex" xmlns:cx7="http://schemas.microsoft.com/office/drawing/2016/5/13/chartex" xmlns:cx8="http://schemas.microsoft.com/office/drawing/2016/5/14/chartex" xmlns:mc="http://schemas.openxmlformats.org/markup-compatibility/2006" xmlns:aink="http://schemas.microsoft.com/office/drawing/2016/ink" xmlns:am3d="http://schemas.microsoft.com/office/drawing/2017/model3d" xmlns:o="urn:schemas-microsoft-com:office:office" xmlns:oel="http://schemas.microsoft.com/office/2019/extlst" xmlns:r="http://schemas.openxmlformats.org/officeDocument/2006/relationships" xmlns:m="http://schemas.openxmlformats.org/officeDocument/2006/math" xmlns:v="urn:schemas-microsoft-com:vml" xmlns:wp14="http://schemas.microsoft.com/office/word/2010/wordprocessingDrawing" xmlns:wp="http://schemas.openxmlformats.org/drawingml/2006/wordprocessingDrawing" xmlns:w10="urn:schemas-microsoft-com:office:word" xmlns:w="http://schemas.openxmlformats.org/wordprocessingml/2006/main" xmlns:w14="http://schemas.microsoft.com/office/word/2010/wordml" xmlns:w15="http://schemas.microsoft.com/office/word/2012/wordml" xmlns:w16cex="http://schemas.microsoft.com/office/word/2018/wordml/cex" xmlns:w16cid="http://schemas.microsoft.com/office/word/2016/wordml/cid" xmlns:w16="http://schemas.microsoft.com/office/word/2018/wordml" xmlns:w16du="http://schemas.microsoft.com/office/word/2023/wordml/word16du" xmlns:w16sdtdh="http://schemas.microsoft.com/office/word/2020/wordml/sdtdatahash" xmlns:w16sdtfl="http://schemas.microsoft.com/office/word/2024/wordml/sdtformatlock" xmlns:w16se="http://schemas.microsoft.com/office/word/2015/wordml/symex" xmlns:wpg="http://schemas.microsoft.com/office/word/2010/wordprocessingGroup" xmlns:wpi="http://schemas.microsoft.com/office/word/2010/wordprocessingInk" xmlns:wne="http://schemas.microsoft.com/office/word/2006/wordml" xmlns:wps="http://schemas.microsoft.com/office/word/2010/wordprocessingShape" mc:Ignorable="w14 w15 w16se w16cid w16 w16cex w16sdtdh w16sdtfl w16du wp14">
+<w:ftr xmlns:wpc="http://schemas.microsoft.com/office/word/2010/wordprocessingCanvas" xmlns:cx="http://schemas.microsoft.com/office/drawing/2014/chartex" xmlns:cx1="http://schemas.microsoft.com/office/drawing/2015/9/8/chartex" xmlns:cx2="http://schemas.microsoft.com/office/drawing/2015/10/21/chartex" xmlns:cx3="http://schemas.microsoft.com/office/drawing/2016/5/9/chartex" xmlns:cx4="http://schemas.microsoft.com/office/drawing/2016/5/10/chartex" xmlns:cx5="http://schemas.microsoft.com/office/drawing/2016/5/11/chartex" xmlns:cx6="http://schemas.microsoft.com/office/drawing/2016/5/12/chartex" xmlns:cx7="http://schemas.microsoft.com/office/drawing/2016/5/13/chartex" xmlns:cx8="http://schemas.microsoft.com/office/drawing/2016/5/14/chartex" xmlns:mc="http://schemas.openxmlformats.org/markup-compatibility/2006" xmlns:m="http://schemas.openxmlformats.org/officeDocument/2006/math" xmlns:aink="http://schemas.microsoft.com/office/drawing/2016/ink" xmlns:am3d="http://schemas.microsoft.com/office/drawing/2017/model3d" xmlns:oel="http://schemas.microsoft.com/office/2019/extlst" xmlns:r="http://schemas.openxmlformats.org/officeDocument/2006/relationships" xmlns:wp14="http://schemas.microsoft.com/office/word/2010/wordprocessingDrawing" xmlns:wp="http://schemas.openxmlformats.org/drawingml/2006/wordprocessingDrawing" xmlns:wpg="http://schemas.microsoft.com/office/word/2010/wordprocessingGroup" xmlns:wpi="http://schemas.microsoft.com/office/word/2010/wordprocessingInk" xmlns:wps="http://schemas.microsoft.com/office/word/2010/wordprocessingShape" xmlns:o="urn:schemas-microsoft-com:office:office" xmlns:v="urn:schemas-microsoft-com:vml" xmlns:w10="urn:schemas-microsoft-com:office:word" xmlns:w="http://schemas.openxmlformats.org/wordprocessingml/2006/main" xmlns:w14="http://schemas.microsoft.com/office/word/2010/wordml" xmlns:w15="http://schemas.microsoft.com/office/word/2012/wordml" xmlns:w16cex="http://schemas.microsoft.com/office/word/2018/wordml/cex" xmlns:w16cid="http://schemas.microsoft.com/office/word/2016/wordml/cid" xmlns:w16="http://schemas.microsoft.com/office/word/2018/wordml" xmlns:w16sdtdh="http://schemas.microsoft.com/office/word/2020/wordml/sdtdatahash" xmlns:w16sdtfl="http://schemas.microsoft.com/office/word/2024/wordml/sdtformatlock" xmlns:w16se="http://schemas.microsoft.com/office/word/2015/wordml/symex" xmlns:w16du="http://schemas.microsoft.com/office/word/2023/wordml/word16du" xmlns:wne="http://schemas.microsoft.com/office/word/2006/wordml" mc:Ignorable="w14 w15 w16se w16cid w16 w16cex w16sdtdh w16sdtfl w16du wp14">
   <w:sdt>
     <w:sdtPr>
       <w:rPr>
@@ -9795,7 +9074,7 @@
 </file>
 
 <file path=word/footer3.xml><?xml version="1.0" encoding="utf-8"?>
-<w:ftr xmlns:wpc="http://schemas.microsoft.com/office/word/2010/wordprocessingCanvas" xmlns:cx="http://schemas.microsoft.com/office/drawing/2014/chartex" xmlns:cx1="http://schemas.microsoft.com/office/drawing/2015/9/8/chartex" xmlns:cx2="http://schemas.microsoft.com/office/drawing/2015/10/21/chartex" xmlns:cx3="http://schemas.microsoft.com/office/drawing/2016/5/9/chartex" xmlns:cx4="http://schemas.microsoft.com/office/drawing/2016/5/10/chartex" xmlns:cx5="http://schemas.microsoft.com/office/drawing/2016/5/11/chartex" xmlns:cx6="http://schemas.microsoft.com/office/drawing/2016/5/12/chartex" xmlns:cx7="http://schemas.microsoft.com/office/drawing/2016/5/13/chartex" xmlns:cx8="http://schemas.microsoft.com/office/drawing/2016/5/14/chartex" xmlns:mc="http://schemas.openxmlformats.org/markup-compatibility/2006" xmlns:aink="http://schemas.microsoft.com/office/drawing/2016/ink" xmlns:am3d="http://schemas.microsoft.com/office/drawing/2017/model3d" xmlns:o="urn:schemas-microsoft-com:office:office" xmlns:oel="http://schemas.microsoft.com/office/2019/extlst" xmlns:r="http://schemas.openxmlformats.org/officeDocument/2006/relationships" xmlns:m="http://schemas.openxmlformats.org/officeDocument/2006/math" xmlns:v="urn:schemas-microsoft-com:vml" xmlns:wp14="http://schemas.microsoft.com/office/word/2010/wordprocessingDrawing" xmlns:wp="http://schemas.openxmlformats.org/drawingml/2006/wordprocessingDrawing" xmlns:w10="urn:schemas-microsoft-com:office:word" xmlns:w="http://schemas.openxmlformats.org/wordprocessingml/2006/main" xmlns:w14="http://schemas.microsoft.com/office/word/2010/wordml" xmlns:w15="http://schemas.microsoft.com/office/word/2012/wordml" xmlns:w16cex="http://schemas.microsoft.com/office/word/2018/wordml/cex" xmlns:w16cid="http://schemas.microsoft.com/office/word/2016/wordml/cid" xmlns:w16="http://schemas.microsoft.com/office/word/2018/wordml" xmlns:w16du="http://schemas.microsoft.com/office/word/2023/wordml/word16du" xmlns:w16sdtdh="http://schemas.microsoft.com/office/word/2020/wordml/sdtdatahash" xmlns:w16sdtfl="http://schemas.microsoft.com/office/word/2024/wordml/sdtformatlock" xmlns:w16se="http://schemas.microsoft.com/office/word/2015/wordml/symex" xmlns:wpg="http://schemas.microsoft.com/office/word/2010/wordprocessingGroup" xmlns:wpi="http://schemas.microsoft.com/office/word/2010/wordprocessingInk" xmlns:wne="http://schemas.microsoft.com/office/word/2006/wordml" xmlns:wps="http://schemas.microsoft.com/office/word/2010/wordprocessingShape" mc:Ignorable="w14 w15 w16se w16cid w16 w16cex w16sdtdh w16sdtfl w16du wp14">
+<w:ftr xmlns:wpc="http://schemas.microsoft.com/office/word/2010/wordprocessingCanvas" xmlns:cx="http://schemas.microsoft.com/office/drawing/2014/chartex" xmlns:cx1="http://schemas.microsoft.com/office/drawing/2015/9/8/chartex" xmlns:cx2="http://schemas.microsoft.com/office/drawing/2015/10/21/chartex" xmlns:cx3="http://schemas.microsoft.com/office/drawing/2016/5/9/chartex" xmlns:cx4="http://schemas.microsoft.com/office/drawing/2016/5/10/chartex" xmlns:cx5="http://schemas.microsoft.com/office/drawing/2016/5/11/chartex" xmlns:cx6="http://schemas.microsoft.com/office/drawing/2016/5/12/chartex" xmlns:cx7="http://schemas.microsoft.com/office/drawing/2016/5/13/chartex" xmlns:cx8="http://schemas.microsoft.com/office/drawing/2016/5/14/chartex" xmlns:mc="http://schemas.openxmlformats.org/markup-compatibility/2006" xmlns:m="http://schemas.openxmlformats.org/officeDocument/2006/math" xmlns:aink="http://schemas.microsoft.com/office/drawing/2016/ink" xmlns:am3d="http://schemas.microsoft.com/office/drawing/2017/model3d" xmlns:oel="http://schemas.microsoft.com/office/2019/extlst" xmlns:r="http://schemas.openxmlformats.org/officeDocument/2006/relationships" xmlns:wp14="http://schemas.microsoft.com/office/word/2010/wordprocessingDrawing" xmlns:wp="http://schemas.openxmlformats.org/drawingml/2006/wordprocessingDrawing" xmlns:wpg="http://schemas.microsoft.com/office/word/2010/wordprocessingGroup" xmlns:wpi="http://schemas.microsoft.com/office/word/2010/wordprocessingInk" xmlns:wps="http://schemas.microsoft.com/office/word/2010/wordprocessingShape" xmlns:o="urn:schemas-microsoft-com:office:office" xmlns:v="urn:schemas-microsoft-com:vml" xmlns:w10="urn:schemas-microsoft-com:office:word" xmlns:w="http://schemas.openxmlformats.org/wordprocessingml/2006/main" xmlns:w14="http://schemas.microsoft.com/office/word/2010/wordml" xmlns:w15="http://schemas.microsoft.com/office/word/2012/wordml" xmlns:w16cex="http://schemas.microsoft.com/office/word/2018/wordml/cex" xmlns:w16cid="http://schemas.microsoft.com/office/word/2016/wordml/cid" xmlns:w16="http://schemas.microsoft.com/office/word/2018/wordml" xmlns:w16sdtdh="http://schemas.microsoft.com/office/word/2020/wordml/sdtdatahash" xmlns:w16sdtfl="http://schemas.microsoft.com/office/word/2024/wordml/sdtformatlock" xmlns:w16se="http://schemas.microsoft.com/office/word/2015/wordml/symex" xmlns:w16du="http://schemas.microsoft.com/office/word/2023/wordml/word16du" xmlns:wne="http://schemas.microsoft.com/office/word/2006/wordml" mc:Ignorable="w14 w15 w16se w16cid w16 w16cex w16sdtdh w16sdtfl w16du wp14">
   <w:p>
     <w:pPr>
       <w:rPr>
@@ -10075,7 +9354,7 @@
 </file>
 
 <file path=word/footnotes.xml><?xml version="1.0" encoding="utf-8"?>
-<w:footnotes xmlns:wpc="http://schemas.microsoft.com/office/word/2010/wordprocessingCanvas" xmlns:cx="http://schemas.microsoft.com/office/drawing/2014/chartex" xmlns:cx1="http://schemas.microsoft.com/office/drawing/2015/9/8/chartex" xmlns:cx2="http://schemas.microsoft.com/office/drawing/2015/10/21/chartex" xmlns:cx3="http://schemas.microsoft.com/office/drawing/2016/5/9/chartex" xmlns:cx4="http://schemas.microsoft.com/office/drawing/2016/5/10/chartex" xmlns:cx5="http://schemas.microsoft.com/office/drawing/2016/5/11/chartex" xmlns:cx6="http://schemas.microsoft.com/office/drawing/2016/5/12/chartex" xmlns:cx7="http://schemas.microsoft.com/office/drawing/2016/5/13/chartex" xmlns:cx8="http://schemas.microsoft.com/office/drawing/2016/5/14/chartex" xmlns:mc="http://schemas.openxmlformats.org/markup-compatibility/2006" xmlns:aink="http://schemas.microsoft.com/office/drawing/2016/ink" xmlns:am3d="http://schemas.microsoft.com/office/drawing/2017/model3d" xmlns:o="urn:schemas-microsoft-com:office:office" xmlns:oel="http://schemas.microsoft.com/office/2019/extlst" xmlns:r="http://schemas.openxmlformats.org/officeDocument/2006/relationships" xmlns:m="http://schemas.openxmlformats.org/officeDocument/2006/math" xmlns:v="urn:schemas-microsoft-com:vml" xmlns:wp14="http://schemas.microsoft.com/office/word/2010/wordprocessingDrawing" xmlns:wp="http://schemas.openxmlformats.org/drawingml/2006/wordprocessingDrawing" xmlns:w10="urn:schemas-microsoft-com:office:word" xmlns:w="http://schemas.openxmlformats.org/wordprocessingml/2006/main" xmlns:w14="http://schemas.microsoft.com/office/word/2010/wordml" xmlns:w15="http://schemas.microsoft.com/office/word/2012/wordml" xmlns:w16cex="http://schemas.microsoft.com/office/word/2018/wordml/cex" xmlns:w16cid="http://schemas.microsoft.com/office/word/2016/wordml/cid" xmlns:w16="http://schemas.microsoft.com/office/word/2018/wordml" xmlns:w16du="http://schemas.microsoft.com/office/word/2023/wordml/word16du" xmlns:w16sdtdh="http://schemas.microsoft.com/office/word/2020/wordml/sdtdatahash" xmlns:w16sdtfl="http://schemas.microsoft.com/office/word/2024/wordml/sdtformatlock" xmlns:w16se="http://schemas.microsoft.com/office/word/2015/wordml/symex" xmlns:wpg="http://schemas.microsoft.com/office/word/2010/wordprocessingGroup" xmlns:wpi="http://schemas.microsoft.com/office/word/2010/wordprocessingInk" xmlns:wne="http://schemas.microsoft.com/office/word/2006/wordml" xmlns:wps="http://schemas.microsoft.com/office/word/2010/wordprocessingShape" mc:Ignorable="w14 w15 w16se w16cid w16 w16cex w16sdtdh w16sdtfl w16du wp14">
+<w:footnotes xmlns:wpc="http://schemas.microsoft.com/office/word/2010/wordprocessingCanvas" xmlns:cx="http://schemas.microsoft.com/office/drawing/2014/chartex" xmlns:cx1="http://schemas.microsoft.com/office/drawing/2015/9/8/chartex" xmlns:cx2="http://schemas.microsoft.com/office/drawing/2015/10/21/chartex" xmlns:cx3="http://schemas.microsoft.com/office/drawing/2016/5/9/chartex" xmlns:cx4="http://schemas.microsoft.com/office/drawing/2016/5/10/chartex" xmlns:cx5="http://schemas.microsoft.com/office/drawing/2016/5/11/chartex" xmlns:cx6="http://schemas.microsoft.com/office/drawing/2016/5/12/chartex" xmlns:cx7="http://schemas.microsoft.com/office/drawing/2016/5/13/chartex" xmlns:cx8="http://schemas.microsoft.com/office/drawing/2016/5/14/chartex" xmlns:mc="http://schemas.openxmlformats.org/markup-compatibility/2006" xmlns:m="http://schemas.openxmlformats.org/officeDocument/2006/math" xmlns:aink="http://schemas.microsoft.com/office/drawing/2016/ink" xmlns:am3d="http://schemas.microsoft.com/office/drawing/2017/model3d" xmlns:oel="http://schemas.microsoft.com/office/2019/extlst" xmlns:r="http://schemas.openxmlformats.org/officeDocument/2006/relationships" xmlns:wp14="http://schemas.microsoft.com/office/word/2010/wordprocessingDrawing" xmlns:wp="http://schemas.openxmlformats.org/drawingml/2006/wordprocessingDrawing" xmlns:wpg="http://schemas.microsoft.com/office/word/2010/wordprocessingGroup" xmlns:wpi="http://schemas.microsoft.com/office/word/2010/wordprocessingInk" xmlns:wps="http://schemas.microsoft.com/office/word/2010/wordprocessingShape" xmlns:o="urn:schemas-microsoft-com:office:office" xmlns:v="urn:schemas-microsoft-com:vml" xmlns:w10="urn:schemas-microsoft-com:office:word" xmlns:w="http://schemas.openxmlformats.org/wordprocessingml/2006/main" xmlns:w14="http://schemas.microsoft.com/office/word/2010/wordml" xmlns:w15="http://schemas.microsoft.com/office/word/2012/wordml" xmlns:w16cex="http://schemas.microsoft.com/office/word/2018/wordml/cex" xmlns:w16cid="http://schemas.microsoft.com/office/word/2016/wordml/cid" xmlns:w16="http://schemas.microsoft.com/office/word/2018/wordml" xmlns:w16sdtdh="http://schemas.microsoft.com/office/word/2020/wordml/sdtdatahash" xmlns:w16sdtfl="http://schemas.microsoft.com/office/word/2024/wordml/sdtformatlock" xmlns:w16se="http://schemas.microsoft.com/office/word/2015/wordml/symex" xmlns:w16du="http://schemas.microsoft.com/office/word/2023/wordml/word16du" xmlns:wne="http://schemas.microsoft.com/office/word/2006/wordml" mc:Ignorable="w14 w15 w16se w16cid w16 w16cex w16sdtdh w16sdtfl w16du wp14">
   <w:footnote w:type="separator" w:id="-1">
     <w:p>
       <w:r>
@@ -10096,7 +9375,7 @@
 </file>
 
 <file path=word/header1.xml><?xml version="1.0" encoding="utf-8"?>
-<w:hdr xmlns:wpc="http://schemas.microsoft.com/office/word/2010/wordprocessingCanvas" xmlns:cx="http://schemas.microsoft.com/office/drawing/2014/chartex" xmlns:cx1="http://schemas.microsoft.com/office/drawing/2015/9/8/chartex" xmlns:cx2="http://schemas.microsoft.com/office/drawing/2015/10/21/chartex" xmlns:cx3="http://schemas.microsoft.com/office/drawing/2016/5/9/chartex" xmlns:cx4="http://schemas.microsoft.com/office/drawing/2016/5/10/chartex" xmlns:cx5="http://schemas.microsoft.com/office/drawing/2016/5/11/chartex" xmlns:cx6="http://schemas.microsoft.com/office/drawing/2016/5/12/chartex" xmlns:cx7="http://schemas.microsoft.com/office/drawing/2016/5/13/chartex" xmlns:cx8="http://schemas.microsoft.com/office/drawing/2016/5/14/chartex" xmlns:mc="http://schemas.openxmlformats.org/markup-compatibility/2006" xmlns:aink="http://schemas.microsoft.com/office/drawing/2016/ink" xmlns:am3d="http://schemas.microsoft.com/office/drawing/2017/model3d" xmlns:o="urn:schemas-microsoft-com:office:office" xmlns:oel="http://schemas.microsoft.com/office/2019/extlst" xmlns:r="http://schemas.openxmlformats.org/officeDocument/2006/relationships" xmlns:m="http://schemas.openxmlformats.org/officeDocument/2006/math" xmlns:v="urn:schemas-microsoft-com:vml" xmlns:wp14="http://schemas.microsoft.com/office/word/2010/wordprocessingDrawing" xmlns:wp="http://schemas.openxmlformats.org/drawingml/2006/wordprocessingDrawing" xmlns:w10="urn:schemas-microsoft-com:office:word" xmlns:w="http://schemas.openxmlformats.org/wordprocessingml/2006/main" xmlns:w14="http://schemas.microsoft.com/office/word/2010/wordml" xmlns:w15="http://schemas.microsoft.com/office/word/2012/wordml" xmlns:w16cex="http://schemas.microsoft.com/office/word/2018/wordml/cex" xmlns:w16cid="http://schemas.microsoft.com/office/word/2016/wordml/cid" xmlns:w16="http://schemas.microsoft.com/office/word/2018/wordml" xmlns:w16du="http://schemas.microsoft.com/office/word/2023/wordml/word16du" xmlns:w16sdtdh="http://schemas.microsoft.com/office/word/2020/wordml/sdtdatahash" xmlns:w16sdtfl="http://schemas.microsoft.com/office/word/2024/wordml/sdtformatlock" xmlns:w16se="http://schemas.microsoft.com/office/word/2015/wordml/symex" xmlns:wpg="http://schemas.microsoft.com/office/word/2010/wordprocessingGroup" xmlns:wpi="http://schemas.microsoft.com/office/word/2010/wordprocessingInk" xmlns:wne="http://schemas.microsoft.com/office/word/2006/wordml" xmlns:wps="http://schemas.microsoft.com/office/word/2010/wordprocessingShape" mc:Ignorable="w14 w15 w16se w16cid w16 w16cex w16sdtdh w16sdtfl w16du wp14">
+<w:hdr xmlns:wpc="http://schemas.microsoft.com/office/word/2010/wordprocessingCanvas" xmlns:cx="http://schemas.microsoft.com/office/drawing/2014/chartex" xmlns:cx1="http://schemas.microsoft.com/office/drawing/2015/9/8/chartex" xmlns:cx2="http://schemas.microsoft.com/office/drawing/2015/10/21/chartex" xmlns:cx3="http://schemas.microsoft.com/office/drawing/2016/5/9/chartex" xmlns:cx4="http://schemas.microsoft.com/office/drawing/2016/5/10/chartex" xmlns:cx5="http://schemas.microsoft.com/office/drawing/2016/5/11/chartex" xmlns:cx6="http://schemas.microsoft.com/office/drawing/2016/5/12/chartex" xmlns:cx7="http://schemas.microsoft.com/office/drawing/2016/5/13/chartex" xmlns:cx8="http://schemas.microsoft.com/office/drawing/2016/5/14/chartex" xmlns:mc="http://schemas.openxmlformats.org/markup-compatibility/2006" xmlns:m="http://schemas.openxmlformats.org/officeDocument/2006/math" xmlns:aink="http://schemas.microsoft.com/office/drawing/2016/ink" xmlns:am3d="http://schemas.microsoft.com/office/drawing/2017/model3d" xmlns:oel="http://schemas.microsoft.com/office/2019/extlst" xmlns:r="http://schemas.openxmlformats.org/officeDocument/2006/relationships" xmlns:wp14="http://schemas.microsoft.com/office/word/2010/wordprocessingDrawing" xmlns:wp="http://schemas.openxmlformats.org/drawingml/2006/wordprocessingDrawing" xmlns:wpg="http://schemas.microsoft.com/office/word/2010/wordprocessingGroup" xmlns:wpi="http://schemas.microsoft.com/office/word/2010/wordprocessingInk" xmlns:wps="http://schemas.microsoft.com/office/word/2010/wordprocessingShape" xmlns:o="urn:schemas-microsoft-com:office:office" xmlns:v="urn:schemas-microsoft-com:vml" xmlns:w10="urn:schemas-microsoft-com:office:word" xmlns:w="http://schemas.openxmlformats.org/wordprocessingml/2006/main" xmlns:w14="http://schemas.microsoft.com/office/word/2010/wordml" xmlns:w15="http://schemas.microsoft.com/office/word/2012/wordml" xmlns:w16cex="http://schemas.microsoft.com/office/word/2018/wordml/cex" xmlns:w16cid="http://schemas.microsoft.com/office/word/2016/wordml/cid" xmlns:w16="http://schemas.microsoft.com/office/word/2018/wordml" xmlns:w16sdtdh="http://schemas.microsoft.com/office/word/2020/wordml/sdtdatahash" xmlns:w16sdtfl="http://schemas.microsoft.com/office/word/2024/wordml/sdtformatlock" xmlns:w16se="http://schemas.microsoft.com/office/word/2015/wordml/symex" xmlns:w16du="http://schemas.microsoft.com/office/word/2023/wordml/word16du" xmlns:wne="http://schemas.microsoft.com/office/word/2006/wordml" mc:Ignorable="w14 w15 w16se w16cid w16 w16cex w16sdtdh w16sdtfl w16du wp14">
   <w:p>
     <w:pPr>
       <w:pStyle w:val="Header"/>
@@ -10236,7 +9515,7 @@
 </file>
 
 <file path=word/header2.xml><?xml version="1.0" encoding="utf-8"?>
-<w:hdr xmlns:wpc="http://schemas.microsoft.com/office/word/2010/wordprocessingCanvas" xmlns:cx="http://schemas.microsoft.com/office/drawing/2014/chartex" xmlns:cx1="http://schemas.microsoft.com/office/drawing/2015/9/8/chartex" xmlns:cx2="http://schemas.microsoft.com/office/drawing/2015/10/21/chartex" xmlns:cx3="http://schemas.microsoft.com/office/drawing/2016/5/9/chartex" xmlns:cx4="http://schemas.microsoft.com/office/drawing/2016/5/10/chartex" xmlns:cx5="http://schemas.microsoft.com/office/drawing/2016/5/11/chartex" xmlns:cx6="http://schemas.microsoft.com/office/drawing/2016/5/12/chartex" xmlns:cx7="http://schemas.microsoft.com/office/drawing/2016/5/13/chartex" xmlns:cx8="http://schemas.microsoft.com/office/drawing/2016/5/14/chartex" xmlns:mc="http://schemas.openxmlformats.org/markup-compatibility/2006" xmlns:aink="http://schemas.microsoft.com/office/drawing/2016/ink" xmlns:am3d="http://schemas.microsoft.com/office/drawing/2017/model3d" xmlns:o="urn:schemas-microsoft-com:office:office" xmlns:oel="http://schemas.microsoft.com/office/2019/extlst" xmlns:r="http://schemas.openxmlformats.org/officeDocument/2006/relationships" xmlns:m="http://schemas.openxmlformats.org/officeDocument/2006/math" xmlns:v="urn:schemas-microsoft-com:vml" xmlns:wp14="http://schemas.microsoft.com/office/word/2010/wordprocessingDrawing" xmlns:wp="http://schemas.openxmlformats.org/drawingml/2006/wordprocessingDrawing" xmlns:w10="urn:schemas-microsoft-com:office:word" xmlns:w="http://schemas.openxmlformats.org/wordprocessingml/2006/main" xmlns:w14="http://schemas.microsoft.com/office/word/2010/wordml" xmlns:w15="http://schemas.microsoft.com/office/word/2012/wordml" xmlns:w16cex="http://schemas.microsoft.com/office/word/2018/wordml/cex" xmlns:w16cid="http://schemas.microsoft.com/office/word/2016/wordml/cid" xmlns:w16="http://schemas.microsoft.com/office/word/2018/wordml" xmlns:w16du="http://schemas.microsoft.com/office/word/2023/wordml/word16du" xmlns:w16sdtdh="http://schemas.microsoft.com/office/word/2020/wordml/sdtdatahash" xmlns:w16sdtfl="http://schemas.microsoft.com/office/word/2024/wordml/sdtformatlock" xmlns:w16se="http://schemas.microsoft.com/office/word/2015/wordml/symex" xmlns:wpg="http://schemas.microsoft.com/office/word/2010/wordprocessingGroup" xmlns:wpi="http://schemas.microsoft.com/office/word/2010/wordprocessingInk" xmlns:wne="http://schemas.microsoft.com/office/word/2006/wordml" xmlns:wps="http://schemas.microsoft.com/office/word/2010/wordprocessingShape" mc:Ignorable="w14 w15 w16se w16cid w16 w16cex w16sdtdh w16sdtfl w16du wp14">
+<w:hdr xmlns:wpc="http://schemas.microsoft.com/office/word/2010/wordprocessingCanvas" xmlns:cx="http://schemas.microsoft.com/office/drawing/2014/chartex" xmlns:cx1="http://schemas.microsoft.com/office/drawing/2015/9/8/chartex" xmlns:cx2="http://schemas.microsoft.com/office/drawing/2015/10/21/chartex" xmlns:cx3="http://schemas.microsoft.com/office/drawing/2016/5/9/chartex" xmlns:cx4="http://schemas.microsoft.com/office/drawing/2016/5/10/chartex" xmlns:cx5="http://schemas.microsoft.com/office/drawing/2016/5/11/chartex" xmlns:cx6="http://schemas.microsoft.com/office/drawing/2016/5/12/chartex" xmlns:cx7="http://schemas.microsoft.com/office/drawing/2016/5/13/chartex" xmlns:cx8="http://schemas.microsoft.com/office/drawing/2016/5/14/chartex" xmlns:mc="http://schemas.openxmlformats.org/markup-compatibility/2006" xmlns:m="http://schemas.openxmlformats.org/officeDocument/2006/math" xmlns:aink="http://schemas.microsoft.com/office/drawing/2016/ink" xmlns:am3d="http://schemas.microsoft.com/office/drawing/2017/model3d" xmlns:oel="http://schemas.microsoft.com/office/2019/extlst" xmlns:r="http://schemas.openxmlformats.org/officeDocument/2006/relationships" xmlns:wp14="http://schemas.microsoft.com/office/word/2010/wordprocessingDrawing" xmlns:wp="http://schemas.openxmlformats.org/drawingml/2006/wordprocessingDrawing" xmlns:wpg="http://schemas.microsoft.com/office/word/2010/wordprocessingGroup" xmlns:wpi="http://schemas.microsoft.com/office/word/2010/wordprocessingInk" xmlns:wps="http://schemas.microsoft.com/office/word/2010/wordprocessingShape" xmlns:o="urn:schemas-microsoft-com:office:office" xmlns:v="urn:schemas-microsoft-com:vml" xmlns:w10="urn:schemas-microsoft-com:office:word" xmlns:w="http://schemas.openxmlformats.org/wordprocessingml/2006/main" xmlns:w14="http://schemas.microsoft.com/office/word/2010/wordml" xmlns:w15="http://schemas.microsoft.com/office/word/2012/wordml" xmlns:w16cex="http://schemas.microsoft.com/office/word/2018/wordml/cex" xmlns:w16cid="http://schemas.microsoft.com/office/word/2016/wordml/cid" xmlns:w16="http://schemas.microsoft.com/office/word/2018/wordml" xmlns:w16sdtdh="http://schemas.microsoft.com/office/word/2020/wordml/sdtdatahash" xmlns:w16sdtfl="http://schemas.microsoft.com/office/word/2024/wordml/sdtformatlock" xmlns:w16se="http://schemas.microsoft.com/office/word/2015/wordml/symex" xmlns:w16du="http://schemas.microsoft.com/office/word/2023/wordml/word16du" xmlns:wne="http://schemas.microsoft.com/office/word/2006/wordml" mc:Ignorable="w14 w15 w16se w16cid w16 w16cex w16sdtdh w16sdtfl w16du wp14">
   <w:p>
     <w:pPr>
       <w:pStyle w:val="Header"/>
@@ -10377,7 +9656,7 @@
 </file>
 
 <file path=word/numbering.xml><?xml version="1.0" encoding="utf-8"?>
-<w:numbering xmlns:wpc="http://schemas.microsoft.com/office/word/2010/wordprocessingCanvas" xmlns:cx="http://schemas.microsoft.com/office/drawing/2014/chartex" xmlns:cx1="http://schemas.microsoft.com/office/drawing/2015/9/8/chartex" xmlns:cx2="http://schemas.microsoft.com/office/drawing/2015/10/21/chartex" xmlns:cx3="http://schemas.microsoft.com/office/drawing/2016/5/9/chartex" xmlns:cx4="http://schemas.microsoft.com/office/drawing/2016/5/10/chartex" xmlns:cx5="http://schemas.microsoft.com/office/drawing/2016/5/11/chartex" xmlns:cx6="http://schemas.microsoft.com/office/drawing/2016/5/12/chartex" xmlns:cx7="http://schemas.microsoft.com/office/drawing/2016/5/13/chartex" xmlns:cx8="http://schemas.microsoft.com/office/drawing/2016/5/14/chartex" xmlns:mc="http://schemas.openxmlformats.org/markup-compatibility/2006" xmlns:aink="http://schemas.microsoft.com/office/drawing/2016/ink" xmlns:am3d="http://schemas.microsoft.com/office/drawing/2017/model3d" xmlns:o="urn:schemas-microsoft-com:office:office" xmlns:oel="http://schemas.microsoft.com/office/2019/extlst" xmlns:r="http://schemas.openxmlformats.org/officeDocument/2006/relationships" xmlns:m="http://schemas.openxmlformats.org/officeDocument/2006/math" xmlns:v="urn:schemas-microsoft-com:vml" xmlns:wp14="http://schemas.microsoft.com/office/word/2010/wordprocessingDrawing" xmlns:wp="http://schemas.openxmlformats.org/drawingml/2006/wordprocessingDrawing" xmlns:w10="urn:schemas-microsoft-com:office:word" xmlns:w="http://schemas.openxmlformats.org/wordprocessingml/2006/main" xmlns:w14="http://schemas.microsoft.com/office/word/2010/wordml" xmlns:w15="http://schemas.microsoft.com/office/word/2012/wordml" xmlns:w16cex="http://schemas.microsoft.com/office/word/2018/wordml/cex" xmlns:w16cid="http://schemas.microsoft.com/office/word/2016/wordml/cid" xmlns:w16="http://schemas.microsoft.com/office/word/2018/wordml" xmlns:w16du="http://schemas.microsoft.com/office/word/2023/wordml/word16du" xmlns:w16sdtdh="http://schemas.microsoft.com/office/word/2020/wordml/sdtdatahash" xmlns:w16sdtfl="http://schemas.microsoft.com/office/word/2024/wordml/sdtformatlock" xmlns:w16se="http://schemas.microsoft.com/office/word/2015/wordml/symex" xmlns:wpg="http://schemas.microsoft.com/office/word/2010/wordprocessingGroup" xmlns:wpi="http://schemas.microsoft.com/office/word/2010/wordprocessingInk" xmlns:wne="http://schemas.microsoft.com/office/word/2006/wordml" xmlns:wps="http://schemas.microsoft.com/office/word/2010/wordprocessingShape" mc:Ignorable="w14 w15 w16se w16cid w16 w16cex w16sdtdh w16sdtfl w16du wp14">
+<w:numbering xmlns:wpc="http://schemas.microsoft.com/office/word/2010/wordprocessingCanvas" xmlns:cx="http://schemas.microsoft.com/office/drawing/2014/chartex" xmlns:cx1="http://schemas.microsoft.com/office/drawing/2015/9/8/chartex" xmlns:cx2="http://schemas.microsoft.com/office/drawing/2015/10/21/chartex" xmlns:cx3="http://schemas.microsoft.com/office/drawing/2016/5/9/chartex" xmlns:cx4="http://schemas.microsoft.com/office/drawing/2016/5/10/chartex" xmlns:cx5="http://schemas.microsoft.com/office/drawing/2016/5/11/chartex" xmlns:cx6="http://schemas.microsoft.com/office/drawing/2016/5/12/chartex" xmlns:cx7="http://schemas.microsoft.com/office/drawing/2016/5/13/chartex" xmlns:cx8="http://schemas.microsoft.com/office/drawing/2016/5/14/chartex" xmlns:mc="http://schemas.openxmlformats.org/markup-compatibility/2006" xmlns:m="http://schemas.openxmlformats.org/officeDocument/2006/math" xmlns:aink="http://schemas.microsoft.com/office/drawing/2016/ink" xmlns:am3d="http://schemas.microsoft.com/office/drawing/2017/model3d" xmlns:oel="http://schemas.microsoft.com/office/2019/extlst" xmlns:r="http://schemas.openxmlformats.org/officeDocument/2006/relationships" xmlns:wp14="http://schemas.microsoft.com/office/word/2010/wordprocessingDrawing" xmlns:wp="http://schemas.openxmlformats.org/drawingml/2006/wordprocessingDrawing" xmlns:wpg="http://schemas.microsoft.com/office/word/2010/wordprocessingGroup" xmlns:wpi="http://schemas.microsoft.com/office/word/2010/wordprocessingInk" xmlns:wps="http://schemas.microsoft.com/office/word/2010/wordprocessingShape" xmlns:o="urn:schemas-microsoft-com:office:office" xmlns:v="urn:schemas-microsoft-com:vml" xmlns:w10="urn:schemas-microsoft-com:office:word" xmlns:w="http://schemas.openxmlformats.org/wordprocessingml/2006/main" xmlns:w14="http://schemas.microsoft.com/office/word/2010/wordml" xmlns:w15="http://schemas.microsoft.com/office/word/2012/wordml" xmlns:w16cex="http://schemas.microsoft.com/office/word/2018/wordml/cex" xmlns:w16cid="http://schemas.microsoft.com/office/word/2016/wordml/cid" xmlns:w16="http://schemas.microsoft.com/office/word/2018/wordml" xmlns:w16sdtdh="http://schemas.microsoft.com/office/word/2020/wordml/sdtdatahash" xmlns:w16sdtfl="http://schemas.microsoft.com/office/word/2024/wordml/sdtformatlock" xmlns:w16se="http://schemas.microsoft.com/office/word/2015/wordml/symex" xmlns:w16du="http://schemas.microsoft.com/office/word/2023/wordml/word16du" xmlns:wne="http://schemas.microsoft.com/office/word/2006/wordml" mc:Ignorable="w14 w15 w16se w16cid w16 w16cex w16sdtdh w16sdtfl w16du wp14">
   <w:abstractNum w:abstractNumId="0" w15:restartNumberingAfterBreak="0">
     <w:nsid w:val="FFFFFF82"/>
     <w:multiLevelType w:val="singleLevel"/>
@@ -13311,7 +12590,7 @@
 </file>
 
 <file path=word/styles.xml><?xml version="1.0" encoding="utf-8"?>
-<w:styles xmlns:mc="http://schemas.openxmlformats.org/markup-compatibility/2006" xmlns:r="http://schemas.openxmlformats.org/officeDocument/2006/relationships" xmlns:w="http://schemas.openxmlformats.org/wordprocessingml/2006/main" xmlns:w14="http://schemas.microsoft.com/office/word/2010/wordml" xmlns:w15="http://schemas.microsoft.com/office/word/2012/wordml" xmlns:w16cex="http://schemas.microsoft.com/office/word/2018/wordml/cex" xmlns:w16cid="http://schemas.microsoft.com/office/word/2016/wordml/cid" xmlns:w16="http://schemas.microsoft.com/office/word/2018/wordml" xmlns:w16du="http://schemas.microsoft.com/office/word/2023/wordml/word16du" xmlns:w16sdtdh="http://schemas.microsoft.com/office/word/2020/wordml/sdtdatahash" xmlns:w16sdtfl="http://schemas.microsoft.com/office/word/2024/wordml/sdtformatlock" xmlns:w16se="http://schemas.microsoft.com/office/word/2015/wordml/symex" mc:Ignorable="w14 w15 w16se w16cid w16 w16cex w16sdtdh w16sdtfl w16du">
+<w:styles xmlns:mc="http://schemas.openxmlformats.org/markup-compatibility/2006" xmlns:r="http://schemas.openxmlformats.org/officeDocument/2006/relationships" xmlns:w="http://schemas.openxmlformats.org/wordprocessingml/2006/main" xmlns:w14="http://schemas.microsoft.com/office/word/2010/wordml" xmlns:w15="http://schemas.microsoft.com/office/word/2012/wordml" xmlns:w16cex="http://schemas.microsoft.com/office/word/2018/wordml/cex" xmlns:w16cid="http://schemas.microsoft.com/office/word/2016/wordml/cid" xmlns:w16="http://schemas.microsoft.com/office/word/2018/wordml" xmlns:w16sdtdh="http://schemas.microsoft.com/office/word/2020/wordml/sdtdatahash" xmlns:w16sdtfl="http://schemas.microsoft.com/office/word/2024/wordml/sdtformatlock" xmlns:w16se="http://schemas.microsoft.com/office/word/2015/wordml/symex" xmlns:w16du="http://schemas.microsoft.com/office/word/2023/wordml/word16du" mc:Ignorable="w14 w15 w16se w16cid w16 w16cex w16sdtdh w16sdtfl w16du">
   <w:docDefaults>
     <w:rPrDefault>
       <w:rPr>
@@ -15576,7 +14855,7 @@
     <w:link w:val="BodyTextStandardChar"/>
     <w:autoRedefine/>
     <w:qFormat/>
-    <w:rsid w:val="00F02A76"/>
+    <w:rsid w:val="00DC21CA"/>
     <w:pPr>
       <w:widowControl w:val="0"/>
       <w:suppressAutoHyphens/>
@@ -15592,7 +14871,7 @@
     <w:name w:val="BodyTextStandard Char"/>
     <w:basedOn w:val="BodyTextChar"/>
     <w:link w:val="BodyTextStandard"/>
-    <w:rsid w:val="00F02A76"/>
+    <w:rsid w:val="00DC21CA"/>
     <w:rPr>
       <w:rFonts w:ascii="Arial" w:eastAsia="Arial Unicode MS" w:hAnsi="Arial" w:cs="Arial"/>
       <w:color w:val="212322" w:themeColor="text2"/>
